--- a/Notes/Chapitre 1. Le moyen âge.docx
+++ b/Notes/Chapitre 1. Le moyen âge.docx
@@ -5,11 +5,15 @@
     <w:p>
       <w:pPr>
         <w:rPr>
-          <w:lang w:val="fr-FR"/>
-        </w:rPr>
-      </w:pPr>
-      <w:r>
-        <w:rPr>
+          <w:sz w:val="40"/>
+          <w:szCs w:val="40"/>
+          <w:lang w:val="fr-FR"/>
+        </w:rPr>
+      </w:pPr>
+      <w:r>
+        <w:rPr>
+          <w:sz w:val="40"/>
+          <w:szCs w:val="40"/>
           <w:lang w:val="fr-FR"/>
         </w:rPr>
         <w:t>Chapitre 1. Le moyen âge</w:t>
@@ -32,6 +36,69 @@
         <w:rPr>
           <w:lang w:val="fr-FR"/>
         </w:rPr>
+        <w:t>Plan :</w:t>
+      </w:r>
+    </w:p>
+    <w:p>
+      <w:pPr>
+        <w:rPr>
+          <w:lang w:val="fr-FR"/>
+        </w:rPr>
+      </w:pPr>
+    </w:p>
+    <w:p>
+      <w:pPr>
+        <w:pStyle w:val="Paragraphedeliste"/>
+        <w:numPr>
+          <w:ilvl w:val="1"/>
+          <w:numId w:val="2"/>
+        </w:numPr>
+        <w:rPr>
+          <w:lang w:val="fr-FR"/>
+        </w:rPr>
+      </w:pPr>
+      <w:r>
+        <w:rPr>
+          <w:lang w:val="fr-FR"/>
+        </w:rPr>
+        <w:t xml:space="preserve"> Les registres de la chancellerie royale </w:t>
+      </w:r>
+    </w:p>
+    <w:p>
+      <w:pPr>
+        <w:pStyle w:val="Paragraphedeliste"/>
+        <w:numPr>
+          <w:ilvl w:val="1"/>
+          <w:numId w:val="2"/>
+        </w:numPr>
+        <w:rPr>
+          <w:lang w:val="fr-FR"/>
+        </w:rPr>
+      </w:pPr>
+      <w:r>
+        <w:rPr>
+          <w:lang w:val="fr-FR"/>
+        </w:rPr>
+        <w:t xml:space="preserve"> Les chroniques</w:t>
+      </w:r>
+    </w:p>
+    <w:p>
+      <w:pPr>
+        <w:rPr>
+          <w:lang w:val="fr-FR"/>
+        </w:rPr>
+      </w:pPr>
+    </w:p>
+    <w:p>
+      <w:pPr>
+        <w:rPr>
+          <w:lang w:val="fr-FR"/>
+        </w:rPr>
+      </w:pPr>
+      <w:r>
+        <w:rPr>
+          <w:lang w:val="fr-FR"/>
+        </w:rPr>
         <w:t>Sources :</w:t>
       </w:r>
     </w:p>
@@ -52,8 +119,102 @@
         <w:rPr>
           <w:lang w:val="fr-FR"/>
         </w:rPr>
-        <w:t xml:space="preserve">Les grands registres </w:t>
-      </w:r>
+        <w:t>Les grands registres</w:t>
+      </w:r>
+      <w:r>
+        <w:rPr>
+          <w:lang w:val="fr-FR"/>
+        </w:rPr>
+        <w:t> :</w:t>
+      </w:r>
+    </w:p>
+    <w:p>
+      <w:pPr>
+        <w:rPr>
+          <w:lang w:val="fr-FR"/>
+        </w:rPr>
+      </w:pPr>
+    </w:p>
+    <w:p>
+      <w:pPr>
+        <w:pStyle w:val="Paragraphedeliste"/>
+        <w:numPr>
+          <w:ilvl w:val="0"/>
+          <w:numId w:val="1"/>
+        </w:numPr>
+        <w:rPr>
+          <w:lang w:val="fr-FR"/>
+        </w:rPr>
+      </w:pPr>
+      <w:r>
+        <w:rPr>
+          <w:lang w:val="fr-FR"/>
+        </w:rPr>
+        <w:t>AN JJ20 (transcription Sample)</w:t>
+      </w:r>
+    </w:p>
+    <w:p>
+      <w:pPr>
+        <w:pStyle w:val="Paragraphedeliste"/>
+        <w:numPr>
+          <w:ilvl w:val="0"/>
+          <w:numId w:val="1"/>
+        </w:numPr>
+        <w:rPr>
+          <w:lang w:val="fr-FR"/>
+        </w:rPr>
+      </w:pPr>
+      <w:r>
+        <w:rPr>
+          <w:lang w:val="fr-FR"/>
+        </w:rPr>
+        <w:t xml:space="preserve">BNF, ms. </w:t>
+      </w:r>
+      <w:proofErr w:type="spellStart"/>
+      <w:r>
+        <w:rPr>
+          <w:lang w:val="fr-FR"/>
+        </w:rPr>
+        <w:t>fr.</w:t>
+      </w:r>
+      <w:proofErr w:type="spellEnd"/>
+      <w:r>
+        <w:rPr>
+          <w:lang w:val="fr-FR"/>
+        </w:rPr>
+        <w:t xml:space="preserve"> 18437 (parler des images et de la beauté du manuscrit)</w:t>
+      </w:r>
+    </w:p>
+    <w:p>
+      <w:pPr>
+        <w:rPr>
+          <w:lang w:val="fr-FR"/>
+        </w:rPr>
+      </w:pPr>
+    </w:p>
+    <w:p>
+      <w:pPr>
+        <w:rPr>
+          <w:i/>
+          <w:iCs/>
+          <w:lang w:val="fr-FR"/>
+        </w:rPr>
+      </w:pPr>
+      <w:r>
+        <w:rPr>
+          <w:i/>
+          <w:iCs/>
+          <w:lang w:val="fr-FR"/>
+        </w:rPr>
+        <w:t>Voir les autres sources premières chez Sample</w:t>
+      </w:r>
+    </w:p>
+    <w:p>
+      <w:pPr>
+        <w:rPr>
+          <w:lang w:val="fr-FR"/>
+        </w:rPr>
+      </w:pPr>
     </w:p>
     <w:p>
       <w:pPr>
@@ -66,6 +227,1618 @@
           <w:lang w:val="fr-FR"/>
         </w:rPr>
         <w:t>Les chroniques</w:t>
+      </w:r>
+      <w:r>
+        <w:rPr>
+          <w:lang w:val="fr-FR"/>
+        </w:rPr>
+        <w:t> :</w:t>
+      </w:r>
+    </w:p>
+    <w:p>
+      <w:pPr>
+        <w:rPr>
+          <w:lang w:val="fr-FR"/>
+        </w:rPr>
+      </w:pPr>
+    </w:p>
+    <w:p>
+      <w:pPr>
+        <w:pStyle w:val="Paragraphedeliste"/>
+        <w:numPr>
+          <w:ilvl w:val="0"/>
+          <w:numId w:val="1"/>
+        </w:numPr>
+        <w:rPr>
+          <w:lang w:val="fr-FR"/>
+        </w:rPr>
+      </w:pPr>
+      <w:r>
+        <w:rPr>
+          <w:lang w:val="fr-FR"/>
+        </w:rPr>
+        <w:t>Jean le Bel</w:t>
+      </w:r>
+      <w:r>
+        <w:t xml:space="preserve"> </w:t>
+      </w:r>
+      <w:r>
+        <w:rPr>
+          <w:lang w:val="fr-FR"/>
+        </w:rPr>
+        <w:t>(</w:t>
+      </w:r>
+      <w:r>
+        <w:rPr>
+          <w:color w:val="EE0000"/>
+          <w:lang w:val="fr-FR"/>
+        </w:rPr>
+        <w:t>sources</w:t>
+      </w:r>
+      <w:r>
+        <w:rPr>
+          <w:lang w:val="fr-FR"/>
+        </w:rPr>
+        <w:t>)</w:t>
+      </w:r>
+    </w:p>
+    <w:p>
+      <w:pPr>
+        <w:pStyle w:val="Paragraphedeliste"/>
+        <w:numPr>
+          <w:ilvl w:val="0"/>
+          <w:numId w:val="1"/>
+        </w:numPr>
+        <w:rPr>
+          <w:lang w:val="fr-FR"/>
+        </w:rPr>
+      </w:pPr>
+      <w:r>
+        <w:rPr>
+          <w:lang w:val="fr-FR"/>
+        </w:rPr>
+        <w:t xml:space="preserve">Jean </w:t>
+      </w:r>
+      <w:r>
+        <w:rPr>
+          <w:lang w:val="fr-FR"/>
+        </w:rPr>
+        <w:t>Froissart</w:t>
+      </w:r>
+      <w:r>
+        <w:rPr>
+          <w:lang w:val="fr-FR"/>
+        </w:rPr>
+        <w:t xml:space="preserve">, Chronique, </w:t>
+      </w:r>
+      <w:r>
+        <w:rPr>
+          <w:lang w:val="fr-FR"/>
+        </w:rPr>
+        <w:t>(</w:t>
+      </w:r>
+      <w:r>
+        <w:rPr>
+          <w:color w:val="EE0000"/>
+          <w:lang w:val="fr-FR"/>
+        </w:rPr>
+        <w:t>sources</w:t>
+      </w:r>
+      <w:r>
+        <w:rPr>
+          <w:lang w:val="fr-FR"/>
+        </w:rPr>
+        <w:t>)</w:t>
+      </w:r>
+      <w:r>
+        <w:rPr>
+          <w:lang w:val="fr-FR"/>
+        </w:rPr>
+        <w:t xml:space="preserve">, je devrais </w:t>
+      </w:r>
+      <w:proofErr w:type="gramStart"/>
+      <w:r>
+        <w:rPr>
+          <w:lang w:val="fr-FR"/>
+        </w:rPr>
+        <w:t>peut être</w:t>
+      </w:r>
+      <w:proofErr w:type="gramEnd"/>
+      <w:r>
+        <w:rPr>
+          <w:lang w:val="fr-FR"/>
+        </w:rPr>
+        <w:t xml:space="preserve"> trouver la suite pour avoir jusqu’à la mort de robert</w:t>
+      </w:r>
+    </w:p>
+    <w:p>
+      <w:pPr>
+        <w:pStyle w:val="Paragraphedeliste"/>
+        <w:numPr>
+          <w:ilvl w:val="0"/>
+          <w:numId w:val="1"/>
+        </w:numPr>
+        <w:rPr>
+          <w:lang w:val="fr-FR"/>
+        </w:rPr>
+      </w:pPr>
+      <w:r>
+        <w:rPr>
+          <w:lang w:val="fr-FR"/>
+        </w:rPr>
+        <w:t>Grandes chroniques de France </w:t>
+      </w:r>
+      <w:r>
+        <w:rPr>
+          <w:lang w:val="fr-FR"/>
+        </w:rPr>
+        <w:t>(</w:t>
+      </w:r>
+      <w:hyperlink r:id="rId6" w:history="1">
+        <w:r>
+          <w:rPr>
+            <w:rStyle w:val="Lienhypertexte"/>
+          </w:rPr>
+          <w:t>p1 - Votre recherche - "Viard Jules" Recherche exacte Au volume / fascicule Liste de résultats Auteur/Contributeur : 9 résultats - Gallica</w:t>
+        </w:r>
+      </w:hyperlink>
+      <w:r>
+        <w:rPr>
+          <w:lang w:val="fr-FR"/>
+        </w:rPr>
+        <w:t>)</w:t>
+      </w:r>
+    </w:p>
+    <w:p>
+      <w:pPr>
+        <w:pStyle w:val="Paragraphedeliste"/>
+        <w:numPr>
+          <w:ilvl w:val="0"/>
+          <w:numId w:val="1"/>
+        </w:numPr>
+        <w:rPr>
+          <w:lang w:val="fr-FR"/>
+        </w:rPr>
+      </w:pPr>
+      <w:r>
+        <w:rPr>
+          <w:lang w:val="fr-FR"/>
+        </w:rPr>
+        <w:t>Chronique de Geoffroy le Baker</w:t>
+      </w:r>
+      <w:r>
+        <w:rPr>
+          <w:lang w:val="fr-FR"/>
+        </w:rPr>
+        <w:t xml:space="preserve"> (</w:t>
+      </w:r>
+      <w:hyperlink r:id="rId7" w:history="1">
+        <w:r>
+          <w:rPr>
+            <w:rStyle w:val="Lienhypertexte"/>
+          </w:rPr>
+          <w:t xml:space="preserve">RERO </w:t>
+        </w:r>
+        <w:proofErr w:type="gramStart"/>
+        <w:r>
+          <w:rPr>
+            <w:rStyle w:val="Lienhypertexte"/>
+          </w:rPr>
+          <w:t>ILS:</w:t>
+        </w:r>
+        <w:proofErr w:type="gramEnd"/>
+        <w:r>
+          <w:rPr>
+            <w:rStyle w:val="Lienhypertexte"/>
+          </w:rPr>
+          <w:t xml:space="preserve"> Catalogue collectif</w:t>
+        </w:r>
+      </w:hyperlink>
+      <w:r>
+        <w:rPr>
+          <w:lang w:val="fr-FR"/>
+        </w:rPr>
+        <w:t>) et Adam Murimuth (</w:t>
+      </w:r>
+      <w:hyperlink r:id="rId8" w:history="1">
+        <w:r>
+          <w:rPr>
+            <w:rStyle w:val="Lienhypertexte"/>
+          </w:rPr>
+          <w:t xml:space="preserve">RERO </w:t>
+        </w:r>
+        <w:proofErr w:type="gramStart"/>
+        <w:r>
+          <w:rPr>
+            <w:rStyle w:val="Lienhypertexte"/>
+          </w:rPr>
+          <w:t>ILS:</w:t>
+        </w:r>
+        <w:proofErr w:type="gramEnd"/>
+        <w:r>
+          <w:rPr>
+            <w:rStyle w:val="Lienhypertexte"/>
+          </w:rPr>
+          <w:t xml:space="preserve"> Catalogue collectif</w:t>
+        </w:r>
+      </w:hyperlink>
+      <w:r>
+        <w:rPr>
+          <w:lang w:val="fr-FR"/>
+        </w:rPr>
+        <w:t>)</w:t>
+      </w:r>
+      <w:r>
+        <w:rPr>
+          <w:lang w:val="fr-FR"/>
+        </w:rPr>
+        <w:t xml:space="preserve">, pour la perspective anglaise </w:t>
+      </w:r>
+    </w:p>
+    <w:p>
+      <w:pPr>
+        <w:pStyle w:val="Paragraphedeliste"/>
+        <w:numPr>
+          <w:ilvl w:val="0"/>
+          <w:numId w:val="1"/>
+        </w:numPr>
+      </w:pPr>
+      <w:r>
+        <w:rPr>
+          <w:lang w:val="fr-FR"/>
+        </w:rPr>
+        <w:t>Chronique des quatre premiers Valois (1327-1393)</w:t>
+      </w:r>
+      <w:r>
+        <w:rPr>
+          <w:lang w:val="fr-FR"/>
+        </w:rPr>
+        <w:t xml:space="preserve"> (</w:t>
+      </w:r>
+      <w:r>
+        <w:rPr>
+          <w:color w:val="EE0000"/>
+          <w:lang w:val="fr-FR"/>
+        </w:rPr>
+        <w:t>sources</w:t>
+      </w:r>
+      <w:r>
+        <w:rPr>
+          <w:lang w:val="fr-FR"/>
+        </w:rPr>
+        <w:t>)</w:t>
+      </w:r>
+    </w:p>
+    <w:p>
+      <w:pPr>
+        <w:pStyle w:val="Paragraphedeliste"/>
+        <w:numPr>
+          <w:ilvl w:val="0"/>
+          <w:numId w:val="1"/>
+        </w:numPr>
+        <w:rPr>
+          <w:lang w:val="fr-FR"/>
+        </w:rPr>
+      </w:pPr>
+      <w:r>
+        <w:rPr>
+          <w:lang w:val="en-GB"/>
+        </w:rPr>
+        <w:t xml:space="preserve">"Chronique </w:t>
+      </w:r>
+      <w:proofErr w:type="spellStart"/>
+      <w:r>
+        <w:rPr>
+          <w:lang w:val="en-GB"/>
+        </w:rPr>
+        <w:t>parisienne</w:t>
+      </w:r>
+      <w:proofErr w:type="spellEnd"/>
+      <w:r>
+        <w:rPr>
+          <w:lang w:val="en-GB"/>
+        </w:rPr>
+        <w:t xml:space="preserve"> anonyme." </w:t>
+      </w:r>
+      <w:r>
+        <w:rPr>
+          <w:lang w:val="fr-FR"/>
+        </w:rPr>
+        <w:t>(</w:t>
+      </w:r>
+      <w:r>
+        <w:rPr>
+          <w:color w:val="EE0000"/>
+          <w:lang w:val="fr-FR"/>
+        </w:rPr>
+        <w:t>sources</w:t>
+      </w:r>
+      <w:r>
+        <w:rPr>
+          <w:lang w:val="fr-FR"/>
+        </w:rPr>
+        <w:t>)</w:t>
+      </w:r>
+    </w:p>
+    <w:p/>
+    <w:p>
+      <w:pPr>
+        <w:pStyle w:val="Paragraphedeliste"/>
+        <w:numPr>
+          <w:ilvl w:val="0"/>
+          <w:numId w:val="1"/>
+        </w:numPr>
+        <w:rPr>
+          <w:lang w:val="fr-FR"/>
+        </w:rPr>
+      </w:pPr>
+      <w:r>
+        <w:rPr>
+          <w:lang w:val="fr-FR"/>
+        </w:rPr>
+        <w:t>Chronique latine de Guillaume de Nangis</w:t>
+      </w:r>
+      <w:r>
+        <w:rPr>
+          <w:lang w:val="fr-FR"/>
+        </w:rPr>
+        <w:t xml:space="preserve"> ? Continuée par les moines de saint </w:t>
+      </w:r>
+      <w:proofErr w:type="spellStart"/>
+      <w:r>
+        <w:rPr>
+          <w:lang w:val="fr-FR"/>
+        </w:rPr>
+        <w:t>denis</w:t>
+      </w:r>
+      <w:proofErr w:type="spellEnd"/>
+      <w:r>
+        <w:rPr>
+          <w:lang w:val="fr-FR"/>
+        </w:rPr>
+        <w:t xml:space="preserve"> on risque d’y retrouver la même chose que dans les grandes chroniques de </w:t>
+      </w:r>
+      <w:proofErr w:type="spellStart"/>
+      <w:r>
+        <w:rPr>
+          <w:lang w:val="fr-FR"/>
+        </w:rPr>
+        <w:t>france</w:t>
+      </w:r>
+      <w:proofErr w:type="spellEnd"/>
+    </w:p>
+    <w:p>
+      <w:pPr>
+        <w:rPr>
+          <w:lang w:val="en-GB"/>
+        </w:rPr>
+      </w:pPr>
+    </w:p>
+    <w:p>
+      <w:pPr>
+        <w:rPr>
+          <w:i/>
+          <w:iCs/>
+          <w:lang w:val="fr-FR"/>
+        </w:rPr>
+      </w:pPr>
+      <w:r>
+        <w:rPr>
+          <w:i/>
+          <w:iCs/>
+          <w:lang w:val="fr-FR"/>
+        </w:rPr>
+        <w:t>Vérifier dans mon histoire de France par les chroniqueurs</w:t>
+      </w:r>
+    </w:p>
+    <w:p>
+      <w:pPr>
+        <w:rPr>
+          <w:lang w:val="fr-FR"/>
+        </w:rPr>
+      </w:pPr>
+    </w:p>
+    <w:p>
+      <w:pPr>
+        <w:rPr>
+          <w:lang w:val="fr-FR"/>
+        </w:rPr>
+      </w:pPr>
+      <w:r>
+        <w:rPr>
+          <w:lang w:val="fr-FR"/>
+        </w:rPr>
+        <w:t>Travaux :</w:t>
+      </w:r>
+    </w:p>
+    <w:p>
+      <w:pPr>
+        <w:rPr>
+          <w:lang w:val="fr-FR"/>
+        </w:rPr>
+      </w:pPr>
+    </w:p>
+    <w:p>
+      <w:pPr>
+        <w:rPr>
+          <w:rFonts w:ascii="MS Gothic" w:eastAsia="MS Gothic" w:hAnsi="MS Gothic"/>
+        </w:rPr>
+      </w:pPr>
+      <w:sdt>
+        <w:sdtPr>
+          <w:rPr>
+            <w:smallCaps/>
+          </w:rPr>
+          <w:id w:val="-1709554117"/>
+          <w14:checkbox>
+            <w14:checked w14:val="1"/>
+            <w14:checkedState w14:val="2612" w14:font="MS Gothic"/>
+            <w14:uncheckedState w14:val="2610" w14:font="MS Gothic"/>
+          </w14:checkbox>
+        </w:sdtPr>
+        <w:sdtContent>
+          <w:r>
+            <w:rPr>
+              <w:rFonts w:ascii="MS Gothic" w:eastAsia="MS Gothic" w:hAnsi="MS Gothic" w:hint="eastAsia"/>
+              <w:smallCaps/>
+            </w:rPr>
+            <w:t>☒</w:t>
+          </w:r>
+        </w:sdtContent>
+      </w:sdt>
+      <w:r>
+        <w:rPr>
+          <w:smallCaps/>
+        </w:rPr>
+        <w:t>Bourdé</w:t>
+      </w:r>
+      <w:r>
+        <w:t xml:space="preserve"> Guy et </w:t>
+      </w:r>
+      <w:r>
+        <w:rPr>
+          <w:smallCaps/>
+        </w:rPr>
+        <w:t>Martin</w:t>
+      </w:r>
+      <w:r>
+        <w:t xml:space="preserve"> Hervé, </w:t>
+      </w:r>
+      <w:r>
+        <w:rPr>
+          <w:i/>
+          <w:iCs/>
+        </w:rPr>
+        <w:t>Les écoles historiques</w:t>
+      </w:r>
+      <w:r>
+        <w:t>, Paris, Ed. du Seuil, 2003, (Points Série histoire, 67).</w:t>
+      </w:r>
+    </w:p>
+    <w:p>
+      <w:sdt>
+        <w:sdtPr>
+          <w:id w:val="-124772674"/>
+          <w14:checkbox>
+            <w14:checked w14:val="0"/>
+            <w14:checkedState w14:val="2612" w14:font="MS Gothic"/>
+            <w14:uncheckedState w14:val="2610" w14:font="MS Gothic"/>
+          </w14:checkbox>
+        </w:sdtPr>
+        <w:sdtContent>
+          <w:r>
+            <w:rPr>
+              <w:rFonts w:ascii="MS Gothic" w:eastAsia="MS Gothic" w:hAnsi="MS Gothic" w:hint="eastAsia"/>
+            </w:rPr>
+            <w:t>☐</w:t>
+          </w:r>
+        </w:sdtContent>
+      </w:sdt>
+      <w:r>
+        <w:rPr>
+          <w:smallCaps/>
+        </w:rPr>
+        <w:t>Soukupová</w:t>
+      </w:r>
+      <w:r>
+        <w:t xml:space="preserve"> Vera, </w:t>
+      </w:r>
+      <w:r>
+        <w:rPr>
+          <w:i/>
+          <w:iCs/>
+        </w:rPr>
+        <w:t>La construction de la réalité historique chez Jean Froissart : l’historien et sa matière</w:t>
+      </w:r>
+      <w:r>
+        <w:t>, Paris, Honoré Champion, 2021.</w:t>
+      </w:r>
+    </w:p>
+    <w:p/>
+    <w:p>
+      <w:pPr>
+        <w:rPr>
+          <w:lang w:val="fr-FR"/>
+        </w:rPr>
+      </w:pPr>
+    </w:p>
+    <w:p>
+      <w:pPr>
+        <w:rPr>
+          <w:lang w:val="fr-FR"/>
+        </w:rPr>
+      </w:pPr>
+    </w:p>
+    <w:p>
+      <w:pPr>
+        <w:rPr>
+          <w:lang w:val="fr-FR"/>
+        </w:rPr>
+      </w:pPr>
+    </w:p>
+    <w:p>
+      <w:pPr>
+        <w:rPr>
+          <w:lang w:val="fr-FR"/>
+        </w:rPr>
+      </w:pPr>
+      <w:r>
+        <w:rPr>
+          <w:lang w:val="fr-FR"/>
+        </w:rPr>
+        <w:br w:type="page"/>
+      </w:r>
+    </w:p>
+    <w:p>
+      <w:pPr>
+        <w:rPr>
+          <w:lang w:val="fr-FR"/>
+        </w:rPr>
+      </w:pPr>
+    </w:p>
+    <w:p>
+      <w:pPr>
+        <w:rPr>
+          <w:lang w:val="fr-FR"/>
+        </w:rPr>
+      </w:pPr>
+    </w:p>
+    <w:p>
+      <w:pPr>
+        <w:rPr>
+          <w:lang w:val="fr-FR"/>
+        </w:rPr>
+      </w:pPr>
+    </w:p>
+    <w:sdt>
+      <w:sdtPr>
+        <w:rPr>
+          <w:rFonts w:ascii="Times New Roman" w:eastAsiaTheme="minorHAnsi" w:hAnsi="Times New Roman" w:cs="Times New Roman"/>
+          <w:color w:val="auto"/>
+          <w:kern w:val="2"/>
+          <w:sz w:val="24"/>
+          <w:szCs w:val="20"/>
+          <w:lang w:val="fr-FR" w:eastAsia="en-US"/>
+          <w14:ligatures w14:val="standardContextual"/>
+        </w:rPr>
+        <w:id w:val="-986082173"/>
+        <w:docPartObj>
+          <w:docPartGallery w:val="Table of Contents"/>
+          <w:docPartUnique/>
+        </w:docPartObj>
+      </w:sdtPr>
+      <w:sdtEndPr>
+        <w:rPr>
+          <w:b/>
+          <w:bCs/>
+        </w:rPr>
+      </w:sdtEndPr>
+      <w:sdtContent>
+        <w:p>
+          <w:pPr>
+            <w:pStyle w:val="En-ttedetabledesmatires"/>
+            <w:rPr>
+              <w:rFonts w:ascii="Times New Roman" w:eastAsiaTheme="minorHAnsi" w:hAnsi="Times New Roman" w:cs="Times New Roman"/>
+              <w:color w:val="auto"/>
+              <w:kern w:val="2"/>
+              <w:sz w:val="24"/>
+              <w:szCs w:val="20"/>
+              <w:lang w:val="fr-FR" w:eastAsia="en-US"/>
+              <w14:ligatures w14:val="standardContextual"/>
+            </w:rPr>
+          </w:pPr>
+          <w:r>
+            <w:rPr>
+              <w:lang w:val="fr-FR"/>
+            </w:rPr>
+            <w:t>Table des matières</w:t>
+          </w:r>
+        </w:p>
+        <w:p>
+          <w:pPr>
+            <w:rPr>
+              <w:lang w:val="fr-FR" w:eastAsia="fr-BE"/>
+            </w:rPr>
+          </w:pPr>
+        </w:p>
+        <w:p>
+          <w:pPr>
+            <w:pStyle w:val="TM1"/>
+            <w:tabs>
+              <w:tab w:val="right" w:leader="dot" w:pos="9062"/>
+            </w:tabs>
+            <w:rPr>
+              <w:rFonts w:asciiTheme="minorHAnsi" w:eastAsiaTheme="minorEastAsia" w:hAnsiTheme="minorHAnsi" w:cstheme="minorBidi"/>
+              <w:noProof/>
+              <w:szCs w:val="24"/>
+              <w:lang w:eastAsia="fr-BE"/>
+            </w:rPr>
+          </w:pPr>
+          <w:r>
+            <w:fldChar w:fldCharType="begin"/>
+          </w:r>
+          <w:r>
+            <w:instrText xml:space="preserve"> TOC \o "1-3" \h \z \u </w:instrText>
+          </w:r>
+          <w:r>
+            <w:fldChar w:fldCharType="separate"/>
+          </w:r>
+          <w:hyperlink w:anchor="_Toc234498950" w:history="1">
+            <w:r>
+              <w:rPr>
+                <w:rStyle w:val="Lienhypertexte"/>
+                <w:noProof/>
+                <w:lang w:val="fr-FR"/>
+              </w:rPr>
+              <w:t>Sources</w:t>
+            </w:r>
+            <w:r>
+              <w:rPr>
+                <w:noProof/>
+                <w:webHidden/>
+              </w:rPr>
+              <w:tab/>
+            </w:r>
+            <w:r>
+              <w:rPr>
+                <w:noProof/>
+                <w:webHidden/>
+              </w:rPr>
+              <w:fldChar w:fldCharType="begin"/>
+            </w:r>
+            <w:r>
+              <w:rPr>
+                <w:noProof/>
+                <w:webHidden/>
+              </w:rPr>
+              <w:instrText xml:space="preserve"> PAGEREF _Toc234498950 \h </w:instrText>
+            </w:r>
+            <w:r>
+              <w:rPr>
+                <w:noProof/>
+                <w:webHidden/>
+              </w:rPr>
+            </w:r>
+            <w:r>
+              <w:rPr>
+                <w:noProof/>
+                <w:webHidden/>
+              </w:rPr>
+              <w:fldChar w:fldCharType="separate"/>
+            </w:r>
+            <w:r>
+              <w:rPr>
+                <w:noProof/>
+                <w:webHidden/>
+              </w:rPr>
+              <w:t>3</w:t>
+            </w:r>
+            <w:r>
+              <w:rPr>
+                <w:noProof/>
+                <w:webHidden/>
+              </w:rPr>
+              <w:fldChar w:fldCharType="end"/>
+            </w:r>
+          </w:hyperlink>
+        </w:p>
+        <w:p>
+          <w:pPr>
+            <w:pStyle w:val="TM1"/>
+            <w:tabs>
+              <w:tab w:val="right" w:leader="dot" w:pos="9062"/>
+            </w:tabs>
+            <w:rPr>
+              <w:rFonts w:asciiTheme="minorHAnsi" w:eastAsiaTheme="minorEastAsia" w:hAnsiTheme="minorHAnsi" w:cstheme="minorBidi"/>
+              <w:noProof/>
+              <w:szCs w:val="24"/>
+              <w:lang w:eastAsia="fr-BE"/>
+            </w:rPr>
+          </w:pPr>
+          <w:hyperlink w:anchor="_Toc234498951" w:history="1">
+            <w:r>
+              <w:rPr>
+                <w:rStyle w:val="Lienhypertexte"/>
+                <w:noProof/>
+                <w:lang w:val="fr-FR"/>
+              </w:rPr>
+              <w:t>Travaux</w:t>
+            </w:r>
+            <w:r>
+              <w:rPr>
+                <w:noProof/>
+                <w:webHidden/>
+              </w:rPr>
+              <w:tab/>
+            </w:r>
+            <w:r>
+              <w:rPr>
+                <w:noProof/>
+                <w:webHidden/>
+              </w:rPr>
+              <w:fldChar w:fldCharType="begin"/>
+            </w:r>
+            <w:r>
+              <w:rPr>
+                <w:noProof/>
+                <w:webHidden/>
+              </w:rPr>
+              <w:instrText xml:space="preserve"> PAGEREF _Toc234498951 \h </w:instrText>
+            </w:r>
+            <w:r>
+              <w:rPr>
+                <w:noProof/>
+                <w:webHidden/>
+              </w:rPr>
+            </w:r>
+            <w:r>
+              <w:rPr>
+                <w:noProof/>
+                <w:webHidden/>
+              </w:rPr>
+              <w:fldChar w:fldCharType="separate"/>
+            </w:r>
+            <w:r>
+              <w:rPr>
+                <w:noProof/>
+                <w:webHidden/>
+              </w:rPr>
+              <w:t>4</w:t>
+            </w:r>
+            <w:r>
+              <w:rPr>
+                <w:noProof/>
+                <w:webHidden/>
+              </w:rPr>
+              <w:fldChar w:fldCharType="end"/>
+            </w:r>
+          </w:hyperlink>
+        </w:p>
+        <w:p>
+          <w:pPr>
+            <w:pStyle w:val="TM2"/>
+            <w:tabs>
+              <w:tab w:val="right" w:leader="dot" w:pos="9062"/>
+            </w:tabs>
+            <w:rPr>
+              <w:rFonts w:asciiTheme="minorHAnsi" w:eastAsiaTheme="minorEastAsia" w:hAnsiTheme="minorHAnsi" w:cstheme="minorBidi"/>
+              <w:noProof/>
+              <w:szCs w:val="24"/>
+              <w:lang w:eastAsia="fr-BE"/>
+            </w:rPr>
+          </w:pPr>
+          <w:hyperlink w:anchor="_Toc234498952" w:history="1">
+            <w:r>
+              <w:rPr>
+                <w:rStyle w:val="Lienhypertexte"/>
+                <w:noProof/>
+                <w:lang w:val="fr-FR"/>
+              </w:rPr>
+              <w:t>Les écoles historiques (Bourdé et Martin)</w:t>
+            </w:r>
+            <w:r>
+              <w:rPr>
+                <w:noProof/>
+                <w:webHidden/>
+              </w:rPr>
+              <w:tab/>
+            </w:r>
+            <w:r>
+              <w:rPr>
+                <w:noProof/>
+                <w:webHidden/>
+              </w:rPr>
+              <w:fldChar w:fldCharType="begin"/>
+            </w:r>
+            <w:r>
+              <w:rPr>
+                <w:noProof/>
+                <w:webHidden/>
+              </w:rPr>
+              <w:instrText xml:space="preserve"> PAGEREF _Toc234498952 \h </w:instrText>
+            </w:r>
+            <w:r>
+              <w:rPr>
+                <w:noProof/>
+                <w:webHidden/>
+              </w:rPr>
+            </w:r>
+            <w:r>
+              <w:rPr>
+                <w:noProof/>
+                <w:webHidden/>
+              </w:rPr>
+              <w:fldChar w:fldCharType="separate"/>
+            </w:r>
+            <w:r>
+              <w:rPr>
+                <w:noProof/>
+                <w:webHidden/>
+              </w:rPr>
+              <w:t>4</w:t>
+            </w:r>
+            <w:r>
+              <w:rPr>
+                <w:noProof/>
+                <w:webHidden/>
+              </w:rPr>
+              <w:fldChar w:fldCharType="end"/>
+            </w:r>
+          </w:hyperlink>
+        </w:p>
+        <w:p>
+          <w:r>
+            <w:rPr>
+              <w:b/>
+              <w:bCs/>
+              <w:lang w:val="fr-FR"/>
+            </w:rPr>
+            <w:fldChar w:fldCharType="end"/>
+          </w:r>
+        </w:p>
+      </w:sdtContent>
+    </w:sdt>
+    <w:p>
+      <w:pPr>
+        <w:rPr>
+          <w:lang w:val="fr-FR"/>
+        </w:rPr>
+      </w:pPr>
+    </w:p>
+    <w:p>
+      <w:pPr>
+        <w:rPr>
+          <w:lang w:val="fr-FR"/>
+        </w:rPr>
+      </w:pPr>
+    </w:p>
+    <w:p>
+      <w:pPr>
+        <w:rPr>
+          <w:lang w:val="fr-FR"/>
+        </w:rPr>
+      </w:pPr>
+    </w:p>
+    <w:p>
+      <w:pPr>
+        <w:rPr>
+          <w:lang w:val="fr-FR"/>
+        </w:rPr>
+      </w:pPr>
+    </w:p>
+    <w:p>
+      <w:pPr>
+        <w:rPr>
+          <w:lang w:val="fr-FR"/>
+        </w:rPr>
+      </w:pPr>
+    </w:p>
+    <w:p>
+      <w:pPr>
+        <w:rPr>
+          <w:lang w:val="fr-FR"/>
+        </w:rPr>
+      </w:pPr>
+    </w:p>
+    <w:p>
+      <w:pPr>
+        <w:rPr>
+          <w:lang w:val="fr-FR"/>
+        </w:rPr>
+      </w:pPr>
+    </w:p>
+    <w:p>
+      <w:pPr>
+        <w:rPr>
+          <w:lang w:val="fr-FR"/>
+        </w:rPr>
+      </w:pPr>
+    </w:p>
+    <w:p>
+      <w:pPr>
+        <w:rPr>
+          <w:lang w:val="fr-FR"/>
+        </w:rPr>
+      </w:pPr>
+    </w:p>
+    <w:p>
+      <w:pPr>
+        <w:rPr>
+          <w:lang w:val="fr-FR"/>
+        </w:rPr>
+      </w:pPr>
+    </w:p>
+    <w:p>
+      <w:pPr>
+        <w:rPr>
+          <w:lang w:val="fr-FR"/>
+        </w:rPr>
+      </w:pPr>
+    </w:p>
+    <w:p>
+      <w:pPr>
+        <w:rPr>
+          <w:lang w:val="fr-FR"/>
+        </w:rPr>
+      </w:pPr>
+    </w:p>
+    <w:p>
+      <w:pPr>
+        <w:rPr>
+          <w:lang w:val="fr-FR"/>
+        </w:rPr>
+      </w:pPr>
+    </w:p>
+    <w:p>
+      <w:pPr>
+        <w:rPr>
+          <w:lang w:val="fr-FR"/>
+        </w:rPr>
+      </w:pPr>
+    </w:p>
+    <w:p>
+      <w:pPr>
+        <w:rPr>
+          <w:lang w:val="fr-FR"/>
+        </w:rPr>
+      </w:pPr>
+    </w:p>
+    <w:p>
+      <w:pPr>
+        <w:rPr>
+          <w:lang w:val="fr-FR"/>
+        </w:rPr>
+      </w:pPr>
+    </w:p>
+    <w:p>
+      <w:pPr>
+        <w:rPr>
+          <w:lang w:val="fr-FR"/>
+        </w:rPr>
+      </w:pPr>
+    </w:p>
+    <w:p>
+      <w:pPr>
+        <w:rPr>
+          <w:lang w:val="fr-FR"/>
+        </w:rPr>
+      </w:pPr>
+    </w:p>
+    <w:p>
+      <w:pPr>
+        <w:rPr>
+          <w:lang w:val="fr-FR"/>
+        </w:rPr>
+      </w:pPr>
+    </w:p>
+    <w:p>
+      <w:pPr>
+        <w:rPr>
+          <w:lang w:val="fr-FR"/>
+        </w:rPr>
+      </w:pPr>
+    </w:p>
+    <w:p>
+      <w:pPr>
+        <w:rPr>
+          <w:lang w:val="fr-FR"/>
+        </w:rPr>
+      </w:pPr>
+    </w:p>
+    <w:p>
+      <w:pPr>
+        <w:rPr>
+          <w:lang w:val="fr-FR"/>
+        </w:rPr>
+      </w:pPr>
+    </w:p>
+    <w:p>
+      <w:pPr>
+        <w:rPr>
+          <w:lang w:val="fr-FR"/>
+        </w:rPr>
+      </w:pPr>
+    </w:p>
+    <w:p>
+      <w:pPr>
+        <w:rPr>
+          <w:lang w:val="fr-FR"/>
+        </w:rPr>
+      </w:pPr>
+    </w:p>
+    <w:p>
+      <w:pPr>
+        <w:rPr>
+          <w:lang w:val="fr-FR"/>
+        </w:rPr>
+      </w:pPr>
+    </w:p>
+    <w:p>
+      <w:pPr>
+        <w:rPr>
+          <w:lang w:val="fr-FR"/>
+        </w:rPr>
+      </w:pPr>
+    </w:p>
+    <w:p>
+      <w:pPr>
+        <w:rPr>
+          <w:lang w:val="fr-FR"/>
+        </w:rPr>
+      </w:pPr>
+    </w:p>
+    <w:p>
+      <w:pPr>
+        <w:rPr>
+          <w:lang w:val="fr-FR"/>
+        </w:rPr>
+      </w:pPr>
+    </w:p>
+    <w:p>
+      <w:pPr>
+        <w:rPr>
+          <w:lang w:val="fr-FR"/>
+        </w:rPr>
+      </w:pPr>
+    </w:p>
+    <w:p>
+      <w:pPr>
+        <w:rPr>
+          <w:lang w:val="fr-FR"/>
+        </w:rPr>
+      </w:pPr>
+    </w:p>
+    <w:p>
+      <w:pPr>
+        <w:rPr>
+          <w:lang w:val="fr-FR"/>
+        </w:rPr>
+      </w:pPr>
+    </w:p>
+    <w:p>
+      <w:pPr>
+        <w:rPr>
+          <w:lang w:val="fr-FR"/>
+        </w:rPr>
+      </w:pPr>
+    </w:p>
+    <w:p>
+      <w:pPr>
+        <w:rPr>
+          <w:lang w:val="fr-FR"/>
+        </w:rPr>
+      </w:pPr>
+    </w:p>
+    <w:p>
+      <w:pPr>
+        <w:rPr>
+          <w:lang w:val="fr-FR"/>
+        </w:rPr>
+      </w:pPr>
+    </w:p>
+    <w:p>
+      <w:pPr>
+        <w:rPr>
+          <w:rFonts w:asciiTheme="majorHAnsi" w:eastAsiaTheme="majorEastAsia" w:hAnsiTheme="majorHAnsi" w:cstheme="majorBidi"/>
+          <w:color w:val="0F4761" w:themeColor="accent1" w:themeShade="BF"/>
+          <w:sz w:val="40"/>
+          <w:szCs w:val="40"/>
+          <w:lang w:val="fr-FR"/>
+        </w:rPr>
+      </w:pPr>
+      <w:r>
+        <w:rPr>
+          <w:lang w:val="fr-FR"/>
+        </w:rPr>
+        <w:br w:type="page"/>
+      </w:r>
+    </w:p>
+    <w:p>
+      <w:pPr>
+        <w:pStyle w:val="Titre1"/>
+        <w:rPr>
+          <w:b/>
+          <w:color w:val="000000" w:themeColor="text1"/>
+          <w:sz w:val="28"/>
+          <w:szCs w:val="32"/>
+          <w:lang w:val="fr-FR"/>
+        </w:rPr>
+      </w:pPr>
+      <w:bookmarkStart w:id="0" w:name="_Toc234498950"/>
+      <w:r>
+        <w:rPr>
+          <w:lang w:val="fr-FR"/>
+        </w:rPr>
+        <w:lastRenderedPageBreak/>
+        <w:t>Sources</w:t>
+      </w:r>
+      <w:bookmarkEnd w:id="0"/>
+    </w:p>
+    <w:p>
+      <w:pPr>
+        <w:rPr>
+          <w:rFonts w:asciiTheme="majorHAnsi" w:eastAsiaTheme="majorEastAsia" w:hAnsiTheme="majorHAnsi" w:cstheme="majorBidi"/>
+          <w:color w:val="0F4761" w:themeColor="accent1" w:themeShade="BF"/>
+          <w:sz w:val="40"/>
+          <w:szCs w:val="40"/>
+          <w:lang w:val="fr-FR"/>
+        </w:rPr>
+      </w:pPr>
+      <w:r>
+        <w:rPr>
+          <w:lang w:val="fr-FR"/>
+        </w:rPr>
+        <w:br w:type="page"/>
+      </w:r>
+    </w:p>
+    <w:p>
+      <w:pPr>
+        <w:pStyle w:val="Titre1"/>
+        <w:rPr>
+          <w:lang w:val="fr-FR"/>
+        </w:rPr>
+      </w:pPr>
+      <w:bookmarkStart w:id="1" w:name="_Toc234498951"/>
+      <w:r>
+        <w:rPr>
+          <w:lang w:val="fr-FR"/>
+        </w:rPr>
+        <w:lastRenderedPageBreak/>
+        <w:t>Travaux</w:t>
+      </w:r>
+      <w:bookmarkEnd w:id="1"/>
+    </w:p>
+    <w:p>
+      <w:pPr>
+        <w:pStyle w:val="Titre2"/>
+        <w:rPr>
+          <w:lang w:val="fr-FR"/>
+        </w:rPr>
+      </w:pPr>
+      <w:bookmarkStart w:id="2" w:name="_Toc234498952"/>
+      <w:r>
+        <w:rPr>
+          <w:lang w:val="fr-FR"/>
+        </w:rPr>
+        <w:t>Les écoles historiques (Bourdé et Martin)</w:t>
+      </w:r>
+      <w:bookmarkEnd w:id="2"/>
+    </w:p>
+    <w:p>
+      <w:pPr>
+        <w:rPr>
+          <w:lang w:val="fr-FR"/>
+        </w:rPr>
+      </w:pPr>
+    </w:p>
+    <w:p>
+      <w:pPr>
+        <w:rPr>
+          <w:lang w:val="fr-FR"/>
+        </w:rPr>
+      </w:pPr>
+      <w:r>
+        <w:rPr>
+          <w:highlight w:val="yellow"/>
+          <w:lang w:val="fr-FR"/>
+        </w:rPr>
+        <w:t>Retourner voir quand j’aurai lu toutes les sources</w:t>
+      </w:r>
+    </w:p>
+    <w:p>
+      <w:pPr>
+        <w:rPr>
+          <w:lang w:val="fr-FR"/>
+        </w:rPr>
+      </w:pPr>
+    </w:p>
+    <w:p>
+      <w:pPr>
+        <w:rPr>
+          <w:lang w:val="fr-FR"/>
+        </w:rPr>
+      </w:pPr>
+      <w:r>
+        <w:rPr>
+          <w:lang w:val="fr-FR"/>
+        </w:rPr>
+        <w:t>p. 74-75</w:t>
+      </w:r>
+    </w:p>
+    <w:p>
+      <w:pPr>
+        <w:rPr>
+          <w:lang w:val="fr-FR"/>
+        </w:rPr>
+      </w:pPr>
+    </w:p>
+    <w:p>
+      <w:pPr>
+        <w:rPr>
+          <w:lang w:val="fr-FR"/>
+        </w:rPr>
+      </w:pPr>
+      <w:r>
+        <w:rPr>
+          <w:lang w:val="fr-FR"/>
+        </w:rPr>
+        <w:t xml:space="preserve">Froissart fait partie de la </w:t>
+      </w:r>
+      <w:r>
+        <w:rPr>
+          <w:i/>
+          <w:iCs/>
+          <w:lang w:val="fr-FR"/>
+        </w:rPr>
+        <w:t>longue lignée des historiens courtisans</w:t>
+      </w:r>
+      <w:r>
+        <w:rPr>
+          <w:lang w:val="fr-FR"/>
+        </w:rPr>
+        <w:t>. Il n’est donc pas surprenant qu’il poursuive l’objectif des officiers du roi. A l’inverse, son texte nous peut nous aider aussi à comprendre comment les rois voulaient que la postérité perçoive le procès de robert d’Artois.</w:t>
+      </w:r>
+    </w:p>
+    <w:p>
+      <w:pPr>
+        <w:rPr>
+          <w:lang w:val="fr-FR"/>
+        </w:rPr>
+      </w:pPr>
+    </w:p>
+    <w:p>
+      <w:pPr>
+        <w:rPr>
+          <w:lang w:val="fr-FR"/>
+        </w:rPr>
+      </w:pPr>
+      <w:r>
+        <w:rPr>
+          <w:lang w:val="fr-FR"/>
+        </w:rPr>
+        <w:t>p. 76</w:t>
+      </w:r>
+    </w:p>
+    <w:p>
+      <w:pPr>
+        <w:rPr>
+          <w:lang w:val="fr-FR"/>
+        </w:rPr>
+      </w:pPr>
+    </w:p>
+    <w:p>
+      <w:pPr>
+        <w:rPr>
+          <w:lang w:val="fr-FR"/>
+        </w:rPr>
+      </w:pPr>
+      <w:r>
+        <w:rPr>
+          <w:lang w:val="fr-FR"/>
+        </w:rPr>
+        <w:t xml:space="preserve">Froissart est un </w:t>
+      </w:r>
+      <w:r>
+        <w:rPr>
+          <w:i/>
+          <w:iCs/>
+          <w:lang w:val="fr-FR"/>
+        </w:rPr>
+        <w:t>prince des reporters</w:t>
+      </w:r>
+      <w:r>
+        <w:rPr>
+          <w:lang w:val="fr-FR"/>
+        </w:rPr>
+        <w:t>. Il fréquente plusieurs cours royales et ducales et voyage beaucoup.</w:t>
+      </w:r>
+      <w:r>
+        <w:rPr>
+          <w:lang w:val="fr-FR"/>
+        </w:rPr>
+        <w:t xml:space="preserve"> Il collectait les témoignages par des interviews en règle et les déposaient plus tard par écrit. On lui doit donc ce pouvoir accéder à la voix d’hommes du passé, mais on peut le critiquer fortement sur son remaniement des sources et sa réécriture des témoignages !</w:t>
+      </w:r>
+    </w:p>
+    <w:p>
+      <w:pPr>
+        <w:rPr>
+          <w:lang w:val="fr-FR"/>
+        </w:rPr>
+      </w:pPr>
+    </w:p>
+    <w:p>
+      <w:pPr>
+        <w:rPr>
+          <w:lang w:val="fr-FR"/>
+        </w:rPr>
+      </w:pPr>
+      <w:r>
+        <w:rPr>
+          <w:lang w:val="fr-FR"/>
+        </w:rPr>
+        <w:t>p. 77-</w:t>
+      </w:r>
+      <w:r>
+        <w:rPr>
+          <w:lang w:val="fr-FR"/>
+        </w:rPr>
+        <w:t>82</w:t>
+      </w:r>
+    </w:p>
+    <w:p>
+      <w:pPr>
+        <w:rPr>
+          <w:lang w:val="fr-FR"/>
+        </w:rPr>
+      </w:pPr>
+    </w:p>
+    <w:p>
+      <w:pPr>
+        <w:rPr>
+          <w:lang w:val="fr-FR"/>
+        </w:rPr>
+      </w:pPr>
+      <w:r>
+        <w:rPr>
+          <w:lang w:val="fr-FR"/>
+        </w:rPr>
+        <w:t>Les chroniqueurs utilisent très peu de sources. La qualité du travail s’en ressent. De plus, leur chronologie est souvent fâcheuse, ainsi que la géographie (moins important pour nous). Les chiffres avancés sont souvent fantaisistes, et leur représentation de la causalité est loin d’être logique, avançant le plus souvent la cause divine.</w:t>
+      </w:r>
+    </w:p>
+    <w:p>
+      <w:pPr>
+        <w:rPr>
+          <w:lang w:val="fr-FR"/>
+        </w:rPr>
+      </w:pPr>
+    </w:p>
+    <w:p>
+      <w:pPr>
+        <w:rPr>
+          <w:lang w:val="fr-FR"/>
+        </w:rPr>
+      </w:pPr>
+      <w:r>
+        <w:rPr>
+          <w:lang w:val="fr-FR"/>
+        </w:rPr>
+        <w:t xml:space="preserve">Les chroniqueurs médiévaux, Froissart en tête, préfèrent la narration à l’analyse historique. Evènements </w:t>
+      </w:r>
+      <w:r>
+        <w:rPr>
+          <w:i/>
+          <w:iCs/>
+          <w:lang w:val="fr-FR"/>
+        </w:rPr>
+        <w:t>surgis du néant</w:t>
+      </w:r>
+      <w:r>
+        <w:rPr>
+          <w:lang w:val="fr-FR"/>
+        </w:rPr>
+        <w:t xml:space="preserve">, </w:t>
+      </w:r>
+      <w:r>
+        <w:rPr>
+          <w:i/>
+          <w:iCs/>
+          <w:lang w:val="fr-FR"/>
+        </w:rPr>
+        <w:t>suite de faits mal reliés les uns aux autres</w:t>
+      </w:r>
+      <w:r>
+        <w:rPr>
+          <w:lang w:val="fr-FR"/>
+        </w:rPr>
+        <w:t>, dépourvus de cause et d’antécédents.</w:t>
+      </w:r>
+    </w:p>
+    <w:p>
+      <w:pPr>
+        <w:rPr>
+          <w:lang w:val="fr-FR"/>
+        </w:rPr>
+      </w:pPr>
+    </w:p>
+    <w:p>
+      <w:pPr>
+        <w:rPr>
+          <w:lang w:val="fr-FR"/>
+        </w:rPr>
+      </w:pPr>
+      <w:r>
+        <w:rPr>
+          <w:lang w:val="fr-FR"/>
+        </w:rPr>
+        <w:t>Les chroniqueurs sont souvent entretenus par les nobles et sont donc très peu objectifs</w:t>
+      </w:r>
+    </w:p>
+    <w:p>
+      <w:pPr>
+        <w:rPr>
+          <w:lang w:val="fr-FR"/>
+        </w:rPr>
+      </w:pPr>
+    </w:p>
+    <w:p>
+      <w:pPr>
+        <w:rPr>
+          <w:lang w:val="fr-FR"/>
+        </w:rPr>
+      </w:pPr>
+      <w:r>
+        <w:rPr>
+          <w:lang w:val="fr-FR"/>
+        </w:rPr>
+        <w:t>p. 83</w:t>
+      </w:r>
+    </w:p>
+    <w:p>
+      <w:pPr>
+        <w:rPr>
+          <w:lang w:val="fr-FR"/>
+        </w:rPr>
+      </w:pPr>
+    </w:p>
+    <w:p>
+      <w:pPr>
+        <w:rPr>
+          <w:lang w:val="fr-FR"/>
+        </w:rPr>
+      </w:pPr>
+      <w:r>
+        <w:rPr>
+          <w:lang w:val="fr-FR"/>
+        </w:rPr>
+        <w:t xml:space="preserve">Froissart est un </w:t>
+      </w:r>
+      <w:r>
+        <w:rPr>
+          <w:i/>
+          <w:iCs/>
+          <w:lang w:val="fr-FR"/>
+        </w:rPr>
+        <w:t>ancêtre de l’histoire orale</w:t>
+      </w:r>
+      <w:r>
+        <w:rPr>
+          <w:lang w:val="fr-FR"/>
+        </w:rPr>
+        <w:t>. Il propose parfois dans son texte les paroles directes de protagonistes, même ennemis du roi.</w:t>
+      </w:r>
+    </w:p>
+    <w:p>
+      <w:pPr>
+        <w:rPr>
+          <w:lang w:val="fr-FR"/>
+        </w:rPr>
+      </w:pPr>
+    </w:p>
+    <w:p>
+      <w:pPr>
+        <w:rPr>
+          <w:lang w:val="fr-FR"/>
+        </w:rPr>
+      </w:pPr>
+      <w:r>
+        <w:rPr>
+          <w:lang w:val="fr-FR"/>
+        </w:rPr>
+        <w:t>p. 84</w:t>
+      </w:r>
+    </w:p>
+    <w:p>
+      <w:pPr>
+        <w:rPr>
+          <w:lang w:val="fr-FR"/>
+        </w:rPr>
+      </w:pPr>
+    </w:p>
+    <w:p>
+      <w:pPr>
+        <w:rPr>
+          <w:lang w:val="fr-FR"/>
+        </w:rPr>
+      </w:pPr>
+      <w:r>
+        <w:rPr>
+          <w:lang w:val="fr-FR"/>
+        </w:rPr>
+        <w:t>Les chroniqueurs, malgré leurs erreurs factuelles, restent quand même mus par un sens des forces profondes de l’histoire : les grands antagonismes et les aspirations des sociétés.</w:t>
+      </w:r>
+    </w:p>
+    <w:p>
+      <w:pPr>
+        <w:rPr>
+          <w:lang w:val="fr-FR"/>
+        </w:rPr>
+      </w:pPr>
+    </w:p>
+    <w:p>
+      <w:pPr>
+        <w:rPr>
+          <w:lang w:val="fr-FR"/>
+        </w:rPr>
+      </w:pPr>
+      <w:r>
+        <w:rPr>
+          <w:lang w:val="fr-FR"/>
+        </w:rPr>
+        <w:t>p. 85</w:t>
+      </w:r>
+    </w:p>
+    <w:p>
+      <w:pPr>
+        <w:rPr>
+          <w:lang w:val="fr-FR"/>
+        </w:rPr>
+      </w:pPr>
+    </w:p>
+    <w:p>
+      <w:pPr>
+        <w:rPr>
+          <w:lang w:val="fr-FR"/>
+        </w:rPr>
+      </w:pPr>
+      <w:r>
+        <w:rPr>
+          <w:lang w:val="fr-FR"/>
+        </w:rPr>
+        <w:t xml:space="preserve">Froissart comme d’autres </w:t>
+      </w:r>
+      <w:proofErr w:type="gramStart"/>
+      <w:r>
+        <w:rPr>
+          <w:lang w:val="fr-FR"/>
+        </w:rPr>
+        <w:t>dresse</w:t>
+      </w:r>
+      <w:proofErr w:type="gramEnd"/>
+      <w:r>
+        <w:rPr>
+          <w:lang w:val="fr-FR"/>
+        </w:rPr>
+        <w:t xml:space="preserve"> un beau portrait des classes dominantes dont il est proche, il utilise leur vocabulaire, et restitue le système des valeurs aristocratiques.</w:t>
+      </w:r>
+      <w:r>
+        <w:rPr>
+          <w:lang w:val="fr-FR"/>
+        </w:rPr>
+        <w:t xml:space="preserve"> Dans cette société, le jugement d’autrui et l’appréciation que l’on portait sur soi-même importaient plus que tout. Cette vision du moyen âge fut </w:t>
+      </w:r>
+      <w:proofErr w:type="gramStart"/>
+      <w:r>
+        <w:rPr>
+          <w:lang w:val="fr-FR"/>
+        </w:rPr>
+        <w:t>reprise</w:t>
+      </w:r>
+      <w:proofErr w:type="gramEnd"/>
+      <w:r>
+        <w:rPr>
+          <w:lang w:val="fr-FR"/>
+        </w:rPr>
+        <w:t xml:space="preserve"> par le XIXe siècle. </w:t>
       </w:r>
     </w:p>
     <w:sectPr>
@@ -76,6 +1849,243 @@
     </w:sectPr>
   </w:body>
 </w:document>
+</file>
+
+<file path=word/numbering.xml><?xml version="1.0" encoding="utf-8"?>
+<w:numbering xmlns:wpc="http://schemas.microsoft.com/office/word/2010/wordprocessingCanvas" xmlns:cx="http://schemas.microsoft.com/office/drawing/2014/chartex" xmlns:cx1="http://schemas.microsoft.com/office/drawing/2015/9/8/chartex" xmlns:cx2="http://schemas.microsoft.com/office/drawing/2015/10/21/chartex" xmlns:cx3="http://schemas.microsoft.com/office/drawing/2016/5/9/chartex" xmlns:cx4="http://schemas.microsoft.com/office/drawing/2016/5/10/chartex" xmlns:cx5="http://schemas.microsoft.com/office/drawing/2016/5/11/chartex" xmlns:cx6="http://schemas.microsoft.com/office/drawing/2016/5/12/chartex" xmlns:cx7="http://schemas.microsoft.com/office/drawing/2016/5/13/chartex" xmlns:cx8="http://schemas.microsoft.com/office/drawing/2016/5/14/chartex" xmlns:mc="http://schemas.openxmlformats.org/markup-compatibility/2006" xmlns:aink="http://schemas.microsoft.com/office/drawing/2016/ink" xmlns:am3d="http://schemas.microsoft.com/office/drawing/2017/model3d" xmlns:o="urn:schemas-microsoft-com:office:office" xmlns:oel="http://schemas.microsoft.com/office/2019/extlst" xmlns:r="http://schemas.openxmlformats.org/officeDocument/2006/relationships" xmlns:m="http://schemas.openxmlformats.org/officeDocument/2006/math" xmlns:v="urn:schemas-microsoft-com:vml" xmlns:wp14="http://schemas.microsoft.com/office/word/2010/wordprocessingDrawing" xmlns:wp="http://schemas.openxmlformats.org/drawingml/2006/wordprocessingDrawing" xmlns:w10="urn:schemas-microsoft-com:office:word" xmlns:w="http://schemas.openxmlformats.org/wordprocessingml/2006/main" xmlns:w14="http://schemas.microsoft.com/office/word/2010/wordml" xmlns:w15="http://schemas.microsoft.com/office/word/2012/wordml" xmlns:w16cex="http://schemas.microsoft.com/office/word/2018/wordml/cex" xmlns:w16cid="http://schemas.microsoft.com/office/word/2016/wordml/cid" xmlns:w16="http://schemas.microsoft.com/office/word/2018/wordml" xmlns:w16du="http://schemas.microsoft.com/office/word/2023/wordml/word16du" xmlns:w16sdtdh="http://schemas.microsoft.com/office/word/2020/wordml/sdtdatahash" xmlns:w16sdtfl="http://schemas.microsoft.com/office/word/2024/wordml/sdtformatlock" xmlns:w16se="http://schemas.microsoft.com/office/word/2015/wordml/symex" xmlns:wpg="http://schemas.microsoft.com/office/word/2010/wordprocessingGroup" xmlns:wpi="http://schemas.microsoft.com/office/word/2010/wordprocessingInk" xmlns:wne="http://schemas.microsoft.com/office/word/2006/wordml" xmlns:wps="http://schemas.microsoft.com/office/word/2010/wordprocessingShape" mc:Ignorable="w14 w15 w16se w16cid w16 w16cex w16sdtdh w16sdtfl w16du wp14">
+  <w:abstractNum w:abstractNumId="0" w15:restartNumberingAfterBreak="0">
+    <w:nsid w:val="404D0540"/>
+    <w:multiLevelType w:val="hybridMultilevel"/>
+    <w:tmpl w:val="743A4802"/>
+    <w:lvl w:ilvl="0" w:tplc="1902BCCC">
+      <w:start w:val="16"/>
+      <w:numFmt w:val="bullet"/>
+      <w:lvlText w:val="-"/>
+      <w:lvlJc w:val="left"/>
+      <w:pPr>
+        <w:ind w:left="720" w:hanging="360"/>
+      </w:pPr>
+      <w:rPr>
+        <w:rFonts w:ascii="Times New Roman" w:eastAsiaTheme="minorHAnsi" w:hAnsi="Times New Roman" w:cs="Times New Roman" w:hint="default"/>
+      </w:rPr>
+    </w:lvl>
+    <w:lvl w:ilvl="1" w:tplc="080C0003" w:tentative="1">
+      <w:start w:val="1"/>
+      <w:numFmt w:val="bullet"/>
+      <w:lvlText w:val="o"/>
+      <w:lvlJc w:val="left"/>
+      <w:pPr>
+        <w:ind w:left="1440" w:hanging="360"/>
+      </w:pPr>
+      <w:rPr>
+        <w:rFonts w:ascii="Courier New" w:hAnsi="Courier New" w:cs="Courier New" w:hint="default"/>
+      </w:rPr>
+    </w:lvl>
+    <w:lvl w:ilvl="2" w:tplc="080C0005" w:tentative="1">
+      <w:start w:val="1"/>
+      <w:numFmt w:val="bullet"/>
+      <w:lvlText w:val=""/>
+      <w:lvlJc w:val="left"/>
+      <w:pPr>
+        <w:ind w:left="2160" w:hanging="360"/>
+      </w:pPr>
+      <w:rPr>
+        <w:rFonts w:ascii="Wingdings" w:hAnsi="Wingdings" w:hint="default"/>
+      </w:rPr>
+    </w:lvl>
+    <w:lvl w:ilvl="3" w:tplc="080C0001" w:tentative="1">
+      <w:start w:val="1"/>
+      <w:numFmt w:val="bullet"/>
+      <w:lvlText w:val=""/>
+      <w:lvlJc w:val="left"/>
+      <w:pPr>
+        <w:ind w:left="2880" w:hanging="360"/>
+      </w:pPr>
+      <w:rPr>
+        <w:rFonts w:ascii="Symbol" w:hAnsi="Symbol" w:hint="default"/>
+      </w:rPr>
+    </w:lvl>
+    <w:lvl w:ilvl="4" w:tplc="080C0003" w:tentative="1">
+      <w:start w:val="1"/>
+      <w:numFmt w:val="bullet"/>
+      <w:lvlText w:val="o"/>
+      <w:lvlJc w:val="left"/>
+      <w:pPr>
+        <w:ind w:left="3600" w:hanging="360"/>
+      </w:pPr>
+      <w:rPr>
+        <w:rFonts w:ascii="Courier New" w:hAnsi="Courier New" w:cs="Courier New" w:hint="default"/>
+      </w:rPr>
+    </w:lvl>
+    <w:lvl w:ilvl="5" w:tplc="080C0005" w:tentative="1">
+      <w:start w:val="1"/>
+      <w:numFmt w:val="bullet"/>
+      <w:lvlText w:val=""/>
+      <w:lvlJc w:val="left"/>
+      <w:pPr>
+        <w:ind w:left="4320" w:hanging="360"/>
+      </w:pPr>
+      <w:rPr>
+        <w:rFonts w:ascii="Wingdings" w:hAnsi="Wingdings" w:hint="default"/>
+      </w:rPr>
+    </w:lvl>
+    <w:lvl w:ilvl="6" w:tplc="080C0001" w:tentative="1">
+      <w:start w:val="1"/>
+      <w:numFmt w:val="bullet"/>
+      <w:lvlText w:val=""/>
+      <w:lvlJc w:val="left"/>
+      <w:pPr>
+        <w:ind w:left="5040" w:hanging="360"/>
+      </w:pPr>
+      <w:rPr>
+        <w:rFonts w:ascii="Symbol" w:hAnsi="Symbol" w:hint="default"/>
+      </w:rPr>
+    </w:lvl>
+    <w:lvl w:ilvl="7" w:tplc="080C0003" w:tentative="1">
+      <w:start w:val="1"/>
+      <w:numFmt w:val="bullet"/>
+      <w:lvlText w:val="o"/>
+      <w:lvlJc w:val="left"/>
+      <w:pPr>
+        <w:ind w:left="5760" w:hanging="360"/>
+      </w:pPr>
+      <w:rPr>
+        <w:rFonts w:ascii="Courier New" w:hAnsi="Courier New" w:cs="Courier New" w:hint="default"/>
+      </w:rPr>
+    </w:lvl>
+    <w:lvl w:ilvl="8" w:tplc="080C0005" w:tentative="1">
+      <w:start w:val="1"/>
+      <w:numFmt w:val="bullet"/>
+      <w:lvlText w:val=""/>
+      <w:lvlJc w:val="left"/>
+      <w:pPr>
+        <w:ind w:left="6480" w:hanging="360"/>
+      </w:pPr>
+      <w:rPr>
+        <w:rFonts w:ascii="Wingdings" w:hAnsi="Wingdings" w:hint="default"/>
+      </w:rPr>
+    </w:lvl>
+  </w:abstractNum>
+  <w:abstractNum w:abstractNumId="1" w15:restartNumberingAfterBreak="0">
+    <w:nsid w:val="7E2E7F82"/>
+    <w:multiLevelType w:val="multilevel"/>
+    <w:tmpl w:val="0524B346"/>
+    <w:lvl w:ilvl="0">
+      <w:start w:val="1"/>
+      <w:numFmt w:val="decimal"/>
+      <w:lvlText w:val="%1."/>
+      <w:lvlJc w:val="left"/>
+      <w:pPr>
+        <w:ind w:left="360" w:hanging="360"/>
+      </w:pPr>
+      <w:rPr>
+        <w:rFonts w:hint="default"/>
+      </w:rPr>
+    </w:lvl>
+    <w:lvl w:ilvl="1">
+      <w:start w:val="1"/>
+      <w:numFmt w:val="decimal"/>
+      <w:lvlText w:val="%1.%2."/>
+      <w:lvlJc w:val="left"/>
+      <w:pPr>
+        <w:ind w:left="360" w:hanging="360"/>
+      </w:pPr>
+      <w:rPr>
+        <w:rFonts w:hint="default"/>
+      </w:rPr>
+    </w:lvl>
+    <w:lvl w:ilvl="2">
+      <w:start w:val="1"/>
+      <w:numFmt w:val="decimal"/>
+      <w:lvlText w:val="%1.%2.%3."/>
+      <w:lvlJc w:val="left"/>
+      <w:pPr>
+        <w:ind w:left="720" w:hanging="720"/>
+      </w:pPr>
+      <w:rPr>
+        <w:rFonts w:hint="default"/>
+      </w:rPr>
+    </w:lvl>
+    <w:lvl w:ilvl="3">
+      <w:start w:val="1"/>
+      <w:numFmt w:val="decimal"/>
+      <w:lvlText w:val="%1.%2.%3.%4."/>
+      <w:lvlJc w:val="left"/>
+      <w:pPr>
+        <w:ind w:left="720" w:hanging="720"/>
+      </w:pPr>
+      <w:rPr>
+        <w:rFonts w:hint="default"/>
+      </w:rPr>
+    </w:lvl>
+    <w:lvl w:ilvl="4">
+      <w:start w:val="1"/>
+      <w:numFmt w:val="decimal"/>
+      <w:lvlText w:val="%1.%2.%3.%4.%5."/>
+      <w:lvlJc w:val="left"/>
+      <w:pPr>
+        <w:ind w:left="1080" w:hanging="1080"/>
+      </w:pPr>
+      <w:rPr>
+        <w:rFonts w:hint="default"/>
+      </w:rPr>
+    </w:lvl>
+    <w:lvl w:ilvl="5">
+      <w:start w:val="1"/>
+      <w:numFmt w:val="decimal"/>
+      <w:lvlText w:val="%1.%2.%3.%4.%5.%6."/>
+      <w:lvlJc w:val="left"/>
+      <w:pPr>
+        <w:ind w:left="1080" w:hanging="1080"/>
+      </w:pPr>
+      <w:rPr>
+        <w:rFonts w:hint="default"/>
+      </w:rPr>
+    </w:lvl>
+    <w:lvl w:ilvl="6">
+      <w:start w:val="1"/>
+      <w:numFmt w:val="decimal"/>
+      <w:lvlText w:val="%1.%2.%3.%4.%5.%6.%7."/>
+      <w:lvlJc w:val="left"/>
+      <w:pPr>
+        <w:ind w:left="1440" w:hanging="1440"/>
+      </w:pPr>
+      <w:rPr>
+        <w:rFonts w:hint="default"/>
+      </w:rPr>
+    </w:lvl>
+    <w:lvl w:ilvl="7">
+      <w:start w:val="1"/>
+      <w:numFmt w:val="decimal"/>
+      <w:lvlText w:val="%1.%2.%3.%4.%5.%6.%7.%8."/>
+      <w:lvlJc w:val="left"/>
+      <w:pPr>
+        <w:ind w:left="1440" w:hanging="1440"/>
+      </w:pPr>
+      <w:rPr>
+        <w:rFonts w:hint="default"/>
+      </w:rPr>
+    </w:lvl>
+    <w:lvl w:ilvl="8">
+      <w:start w:val="1"/>
+      <w:numFmt w:val="decimal"/>
+      <w:lvlText w:val="%1.%2.%3.%4.%5.%6.%7.%8.%9."/>
+      <w:lvlJc w:val="left"/>
+      <w:pPr>
+        <w:ind w:left="1800" w:hanging="1800"/>
+      </w:pPr>
+      <w:rPr>
+        <w:rFonts w:hint="default"/>
+      </w:rPr>
+    </w:lvl>
+  </w:abstractNum>
+  <w:num w:numId="1" w16cid:durableId="1749964919">
+    <w:abstractNumId w:val="0"/>
+  </w:num>
+  <w:num w:numId="2" w16cid:durableId="487870655">
+    <w:abstractNumId w:val="1"/>
+  </w:num>
+</w:numbering>
 </file>
 
 <file path=word/styles.xml><?xml version="1.0" encoding="utf-8"?>
@@ -504,10 +2514,9 @@
     <w:next w:val="Normal"/>
     <w:link w:val="Titre2Car"/>
     <w:uiPriority w:val="9"/>
-    <w:semiHidden/>
     <w:unhideWhenUsed/>
     <w:qFormat/>
-    <w:rsid w:val="001857FA"/>
+    <w:rsid w:val="00221FF2"/>
     <w:pPr>
       <w:keepNext/>
       <w:keepLines/>
@@ -515,9 +2524,10 @@
       <w:outlineLvl w:val="1"/>
     </w:pPr>
     <w:rPr>
-      <w:rFonts w:asciiTheme="majorHAnsi" w:eastAsiaTheme="majorEastAsia" w:hAnsiTheme="majorHAnsi" w:cstheme="majorBidi"/>
-      <w:color w:val="0F4761" w:themeColor="accent1" w:themeShade="BF"/>
-      <w:sz w:val="32"/>
+      <w:rFonts w:eastAsiaTheme="majorEastAsia" w:cstheme="majorBidi"/>
+      <w:b/>
+      <w:color w:val="000000" w:themeColor="text1"/>
+      <w:sz w:val="28"/>
       <w:szCs w:val="32"/>
     </w:rPr>
   </w:style>
@@ -677,7 +2687,6 @@
   <w:style w:type="character" w:default="1" w:styleId="Policepardfaut">
     <w:name w:val="Default Paragraph Font"/>
     <w:uiPriority w:val="1"/>
-    <w:semiHidden/>
     <w:unhideWhenUsed/>
   </w:style>
   <w:style w:type="table" w:default="1" w:styleId="TableauNormal">
@@ -719,12 +2728,12 @@
     <w:basedOn w:val="Policepardfaut"/>
     <w:link w:val="Titre2"/>
     <w:uiPriority w:val="9"/>
-    <w:semiHidden/>
-    <w:rsid w:val="001857FA"/>
+    <w:rsid w:val="00221FF2"/>
     <w:rPr>
-      <w:rFonts w:asciiTheme="majorHAnsi" w:eastAsiaTheme="majorEastAsia" w:hAnsiTheme="majorHAnsi" w:cstheme="majorBidi"/>
-      <w:color w:val="0F4761" w:themeColor="accent1" w:themeShade="BF"/>
-      <w:sz w:val="32"/>
+      <w:rFonts w:eastAsiaTheme="majorEastAsia" w:cstheme="majorBidi"/>
+      <w:b/>
+      <w:color w:val="000000" w:themeColor="text1"/>
+      <w:sz w:val="28"/>
       <w:szCs w:val="32"/>
     </w:rPr>
   </w:style>
@@ -998,6 +3007,86 @@
       <w:smallCaps/>
       <w:color w:val="0F4761" w:themeColor="accent1" w:themeShade="BF"/>
       <w:spacing w:val="5"/>
+    </w:rPr>
+  </w:style>
+  <w:style w:type="paragraph" w:styleId="En-ttedetabledesmatires">
+    <w:name w:val="TOC Heading"/>
+    <w:basedOn w:val="Titre1"/>
+    <w:next w:val="Normal"/>
+    <w:uiPriority w:val="39"/>
+    <w:unhideWhenUsed/>
+    <w:qFormat/>
+    <w:rsid w:val="00221FF2"/>
+    <w:pPr>
+      <w:spacing w:before="240" w:after="0" w:line="259" w:lineRule="auto"/>
+      <w:outlineLvl w:val="9"/>
+    </w:pPr>
+    <w:rPr>
+      <w:kern w:val="0"/>
+      <w:sz w:val="32"/>
+      <w:szCs w:val="32"/>
+      <w:lang w:eastAsia="fr-BE"/>
+      <w14:ligatures w14:val="none"/>
+    </w:rPr>
+  </w:style>
+  <w:style w:type="paragraph" w:styleId="TM1">
+    <w:name w:val="toc 1"/>
+    <w:basedOn w:val="Normal"/>
+    <w:next w:val="Normal"/>
+    <w:autoRedefine/>
+    <w:uiPriority w:val="39"/>
+    <w:unhideWhenUsed/>
+    <w:rsid w:val="00221FF2"/>
+    <w:pPr>
+      <w:spacing w:after="100"/>
+    </w:pPr>
+  </w:style>
+  <w:style w:type="paragraph" w:styleId="TM2">
+    <w:name w:val="toc 2"/>
+    <w:basedOn w:val="Normal"/>
+    <w:next w:val="Normal"/>
+    <w:autoRedefine/>
+    <w:uiPriority w:val="39"/>
+    <w:unhideWhenUsed/>
+    <w:rsid w:val="00221FF2"/>
+    <w:pPr>
+      <w:spacing w:after="100"/>
+      <w:ind w:left="240"/>
+    </w:pPr>
+  </w:style>
+  <w:style w:type="character" w:styleId="Lienhypertexte">
+    <w:name w:val="Hyperlink"/>
+    <w:basedOn w:val="Policepardfaut"/>
+    <w:uiPriority w:val="99"/>
+    <w:unhideWhenUsed/>
+    <w:rsid w:val="00221FF2"/>
+    <w:rPr>
+      <w:color w:val="467886" w:themeColor="hyperlink"/>
+      <w:u w:val="single"/>
+    </w:rPr>
+  </w:style>
+  <w:style w:type="character" w:styleId="Mentionnonrsolue">
+    <w:name w:val="Unresolved Mention"/>
+    <w:basedOn w:val="Policepardfaut"/>
+    <w:uiPriority w:val="99"/>
+    <w:semiHidden/>
+    <w:unhideWhenUsed/>
+    <w:rsid w:val="00CF5C1C"/>
+    <w:rPr>
+      <w:color w:val="605E5C"/>
+      <w:shd w:val="clear" w:color="auto" w:fill="E1DFDD"/>
+    </w:rPr>
+  </w:style>
+  <w:style w:type="character" w:styleId="Lienhypertextesuivivisit">
+    <w:name w:val="FollowedHyperlink"/>
+    <w:basedOn w:val="Policepardfaut"/>
+    <w:uiPriority w:val="99"/>
+    <w:semiHidden/>
+    <w:unhideWhenUsed/>
+    <w:rsid w:val="002654E0"/>
+    <w:rPr>
+      <w:color w:val="96607D" w:themeColor="followedHyperlink"/>
+      <w:u w:val="single"/>
     </w:rPr>
   </w:style>
 </w:styles>
@@ -1316,4 +3405,16 @@
     </a:ext>
   </a:extLst>
 </a:theme>
+</file>
+
+<file path=customXml/item1.xml><?xml version="1.0" encoding="utf-8"?>
+<b:Sources xmlns:b="http://schemas.openxmlformats.org/officeDocument/2006/bibliography" xmlns="http://schemas.openxmlformats.org/officeDocument/2006/bibliography" SelectedStyle="\APASixthEditionOfficeOnline.xsl" StyleName="APA" Version="6"/>
+</file>
+
+<file path=customXml/itemProps1.xml><?xml version="1.0" encoding="utf-8"?>
+<ds:datastoreItem xmlns:ds="http://schemas.openxmlformats.org/officeDocument/2006/customXml" ds:itemID="{F6A75A18-9A82-4194-B877-1BAE025B0990}">
+  <ds:schemaRefs>
+    <ds:schemaRef ds:uri="http://schemas.openxmlformats.org/officeDocument/2006/bibliography"/>
+  </ds:schemaRefs>
+</ds:datastoreItem>
 </file>
--- a/Notes/Chapitre 1. Le moyen âge.docx
+++ b/Notes/Chapitre 1. Le moyen âge.docx
@@ -334,21 +334,7 @@
         <w:rPr>
           <w:lang w:val="fr-FR"/>
         </w:rPr>
-        <w:t xml:space="preserve">, je devrais </w:t>
-      </w:r>
-      <w:proofErr w:type="gramStart"/>
-      <w:r>
-        <w:rPr>
-          <w:lang w:val="fr-FR"/>
-        </w:rPr>
-        <w:t>peut être</w:t>
-      </w:r>
-      <w:proofErr w:type="gramEnd"/>
-      <w:r>
-        <w:rPr>
-          <w:lang w:val="fr-FR"/>
-        </w:rPr>
-        <w:t xml:space="preserve"> trouver la suite pour avoir jusqu’à la mort de robert</w:t>
+        <w:t>, je devrais peut être trouver la suite pour avoir jusqu’à la mort de robert</w:t>
       </w:r>
     </w:p>
     <w:p>
@@ -374,7 +360,7 @@
         </w:rPr>
         <w:t>(</w:t>
       </w:r>
-      <w:hyperlink r:id="rId6" w:history="1">
+      <w:hyperlink r:id="rId8" w:history="1">
         <w:r>
           <w:rPr>
             <w:rStyle w:val="Lienhypertexte"/>
@@ -404,62 +390,26 @@
         <w:rPr>
           <w:lang w:val="fr-FR"/>
         </w:rPr>
-        <w:t>Chronique de Geoffroy le Baker</w:t>
-      </w:r>
-      <w:r>
-        <w:rPr>
-          <w:lang w:val="fr-FR"/>
-        </w:rPr>
-        <w:t xml:space="preserve"> (</w:t>
-      </w:r>
-      <w:hyperlink r:id="rId7" w:history="1">
+        <w:t xml:space="preserve">Chronique </w:t>
+      </w:r>
+      <w:r>
+        <w:rPr>
+          <w:lang w:val="fr-FR"/>
+        </w:rPr>
+        <w:t>de</w:t>
+      </w:r>
+      <w:r>
+        <w:rPr>
+          <w:lang w:val="fr-FR"/>
+        </w:rPr>
+        <w:t xml:space="preserve"> Adam Murimuth (</w:t>
+      </w:r>
+      <w:hyperlink r:id="rId9" w:history="1">
         <w:r>
           <w:rPr>
             <w:rStyle w:val="Lienhypertexte"/>
           </w:rPr>
-          <w:t xml:space="preserve">RERO </w:t>
-        </w:r>
-        <w:proofErr w:type="gramStart"/>
-        <w:r>
-          <w:rPr>
-            <w:rStyle w:val="Lienhypertexte"/>
-          </w:rPr>
-          <w:t>ILS:</w:t>
-        </w:r>
-        <w:proofErr w:type="gramEnd"/>
-        <w:r>
-          <w:rPr>
-            <w:rStyle w:val="Lienhypertexte"/>
-          </w:rPr>
-          <w:t xml:space="preserve"> Catalogue collectif</w:t>
-        </w:r>
-      </w:hyperlink>
-      <w:r>
-        <w:rPr>
-          <w:lang w:val="fr-FR"/>
-        </w:rPr>
-        <w:t>) et Adam Murimuth (</w:t>
-      </w:r>
-      <w:hyperlink r:id="rId8" w:history="1">
-        <w:r>
-          <w:rPr>
-            <w:rStyle w:val="Lienhypertexte"/>
-          </w:rPr>
-          <w:t xml:space="preserve">RERO </w:t>
-        </w:r>
-        <w:proofErr w:type="gramStart"/>
-        <w:r>
-          <w:rPr>
-            <w:rStyle w:val="Lienhypertexte"/>
-          </w:rPr>
-          <w:t>ILS:</w:t>
-        </w:r>
-        <w:proofErr w:type="gramEnd"/>
-        <w:r>
-          <w:rPr>
-            <w:rStyle w:val="Lienhypertexte"/>
-          </w:rPr>
-          <w:t xml:space="preserve"> Catalogue collectif</w:t>
+          <w:t>RERO ILS: Catalogue collectif</w:t>
         </w:r>
       </w:hyperlink>
       <w:r>
@@ -576,7 +526,7 @@
         <w:rPr>
           <w:lang w:val="fr-FR"/>
         </w:rPr>
-        <w:t>Chronique latine de Guillaume de Nangis</w:t>
+        <w:t>Chronique Guillaume de Nangis</w:t>
       </w:r>
       <w:r>
         <w:rPr>
@@ -598,22 +548,46 @@
         </w:rPr>
         <w:t xml:space="preserve"> on risque d’y retrouver la même chose que dans les grandes chroniques de </w:t>
       </w:r>
-      <w:proofErr w:type="spellStart"/>
-      <w:r>
-        <w:rPr>
-          <w:lang w:val="fr-FR"/>
-        </w:rPr>
-        <w:t>france</w:t>
-      </w:r>
-      <w:proofErr w:type="spellEnd"/>
-    </w:p>
-    <w:p>
-      <w:pPr>
-        <w:rPr>
-          <w:lang w:val="en-GB"/>
-        </w:rPr>
-      </w:pPr>
-    </w:p>
+      <w:r>
+        <w:rPr>
+          <w:lang w:val="fr-FR"/>
+        </w:rPr>
+        <w:t xml:space="preserve">France mais lancelot l’utilise bcp donc ca vaut le coup d’y jeter un œil </w:t>
+      </w:r>
+    </w:p>
+    <w:p>
+      <w:pPr>
+        <w:pStyle w:val="Paragraphedeliste"/>
+        <w:numPr>
+          <w:ilvl w:val="0"/>
+          <w:numId w:val="1"/>
+        </w:numPr>
+        <w:rPr>
+          <w:lang w:val="fr-FR"/>
+        </w:rPr>
+      </w:pPr>
+      <w:r>
+        <w:rPr>
+          <w:lang w:val="fr-FR"/>
+        </w:rPr>
+        <w:t xml:space="preserve">Chronique de </w:t>
+      </w:r>
+      <w:proofErr w:type="spellStart"/>
+      <w:r>
+        <w:rPr>
+          <w:lang w:val="fr-FR"/>
+        </w:rPr>
+        <w:t>flandres</w:t>
+      </w:r>
+      <w:proofErr w:type="spellEnd"/>
+      <w:r>
+        <w:rPr>
+          <w:lang w:val="fr-FR"/>
+        </w:rPr>
+        <w:t>, surtout pour les insurrections de 1315-1316</w:t>
+      </w:r>
+    </w:p>
+    <w:p/>
     <w:p>
       <w:pPr>
         <w:rPr>
@@ -1357,10 +1331,6 @@
       <w:pPr>
         <w:pStyle w:val="Titre1"/>
         <w:rPr>
-          <w:b/>
-          <w:color w:val="000000" w:themeColor="text1"/>
-          <w:sz w:val="28"/>
-          <w:szCs w:val="32"/>
           <w:lang w:val="fr-FR"/>
         </w:rPr>
       </w:pPr>
@@ -1376,6 +1346,1781 @@
     </w:p>
     <w:p>
       <w:pPr>
+        <w:rPr>
+          <w:lang w:val="fr-FR"/>
+        </w:rPr>
+      </w:pPr>
+    </w:p>
+    <w:p>
+      <w:pPr>
+        <w:pStyle w:val="Titre2"/>
+        <w:rPr>
+          <w:lang w:val="fr-FR"/>
+        </w:rPr>
+      </w:pPr>
+      <w:r>
+        <w:rPr>
+          <w:lang w:val="fr-FR"/>
+        </w:rPr>
+        <w:t>Chroniques de Froissart</w:t>
+      </w:r>
+    </w:p>
+    <w:p>
+      <w:pPr>
+        <w:spacing w:line="360" w:lineRule="auto"/>
+        <w:jc w:val="both"/>
+        <w:rPr>
+          <w:lang w:val="fr-FR"/>
+        </w:rPr>
+      </w:pPr>
+    </w:p>
+    <w:p>
+      <w:pPr>
+        <w:spacing w:line="360" w:lineRule="auto"/>
+        <w:jc w:val="both"/>
+        <w:rPr>
+          <w:lang w:val="fr-FR"/>
+        </w:rPr>
+      </w:pPr>
+      <w:r>
+        <w:rPr>
+          <w:smallCaps/>
+          <w:lang w:val="fr-FR"/>
+        </w:rPr>
+        <w:t>Froissart</w:t>
+      </w:r>
+      <w:r>
+        <w:rPr>
+          <w:lang w:val="fr-FR"/>
+        </w:rPr>
+        <w:t xml:space="preserve"> Jean, </w:t>
+      </w:r>
+      <w:r>
+        <w:rPr>
+          <w:i/>
+          <w:lang w:val="fr-FR"/>
+        </w:rPr>
+        <w:t>Chroniques</w:t>
+      </w:r>
+      <w:r>
+        <w:rPr>
+          <w:lang w:val="fr-FR"/>
+        </w:rPr>
+        <w:t xml:space="preserve">, éd. Siméon </w:t>
+      </w:r>
+      <w:r>
+        <w:rPr>
+          <w:smallCaps/>
+          <w:lang w:val="fr-FR"/>
+        </w:rPr>
+        <w:t>Luce</w:t>
+      </w:r>
+      <w:r>
+        <w:rPr>
+          <w:lang w:val="fr-FR"/>
+        </w:rPr>
+        <w:t>, t. 1 : 1307-1340, IIe partie, Paris, Jules Renouard, 1869.</w:t>
+      </w:r>
+    </w:p>
+    <w:p>
+      <w:pPr>
+        <w:spacing w:line="360" w:lineRule="auto"/>
+        <w:jc w:val="both"/>
+        <w:rPr>
+          <w:lang w:val="fr-FR"/>
+        </w:rPr>
+      </w:pPr>
+    </w:p>
+    <w:p>
+      <w:pPr>
+        <w:spacing w:line="360" w:lineRule="auto"/>
+        <w:jc w:val="both"/>
+        <w:rPr>
+          <w:i/>
+          <w:iCs/>
+          <w:lang w:val="fr-FR"/>
+        </w:rPr>
+      </w:pPr>
+      <w:r>
+        <w:rPr>
+          <w:i/>
+          <w:iCs/>
+          <w:lang w:val="fr-FR"/>
+        </w:rPr>
+        <w:t xml:space="preserve">Noter dans la rédaction finale dans quels livres et à quels paragraphes </w:t>
+      </w:r>
+      <w:proofErr w:type="spellStart"/>
+      <w:r>
+        <w:rPr>
+          <w:i/>
+          <w:iCs/>
+          <w:lang w:val="fr-FR"/>
+        </w:rPr>
+        <w:t>froissart</w:t>
+      </w:r>
+      <w:proofErr w:type="spellEnd"/>
+      <w:r>
+        <w:rPr>
+          <w:i/>
+          <w:iCs/>
+          <w:lang w:val="fr-FR"/>
+        </w:rPr>
+        <w:t xml:space="preserve"> parle de robert.</w:t>
+      </w:r>
+    </w:p>
+    <w:p>
+      <w:pPr>
+        <w:spacing w:line="360" w:lineRule="auto"/>
+        <w:jc w:val="both"/>
+        <w:rPr>
+          <w:lang w:val="fr-FR"/>
+        </w:rPr>
+      </w:pPr>
+    </w:p>
+    <w:p>
+      <w:pPr>
+        <w:spacing w:line="360" w:lineRule="auto"/>
+        <w:jc w:val="both"/>
+        <w:rPr>
+          <w:lang w:val="fr-FR"/>
+        </w:rPr>
+      </w:pPr>
+      <w:r>
+        <w:rPr>
+          <w:lang w:val="fr-FR"/>
+        </w:rPr>
+        <w:t>p. 100-</w:t>
+      </w:r>
+      <w:r>
+        <w:rPr>
+          <w:lang w:val="fr-FR"/>
+        </w:rPr>
+        <w:t>10</w:t>
+      </w:r>
+      <w:r>
+        <w:rPr>
+          <w:lang w:val="fr-FR"/>
+        </w:rPr>
+        <w:t>3</w:t>
+      </w:r>
+    </w:p>
+    <w:p>
+      <w:pPr>
+        <w:spacing w:line="360" w:lineRule="auto"/>
+        <w:jc w:val="both"/>
+        <w:rPr>
+          <w:lang w:val="fr-FR"/>
+        </w:rPr>
+      </w:pPr>
+    </w:p>
+    <w:p>
+      <w:pPr>
+        <w:spacing w:line="360" w:lineRule="auto"/>
+        <w:jc w:val="both"/>
+        <w:rPr>
+          <w:lang w:val="fr-FR"/>
+        </w:rPr>
+      </w:pPr>
+      <w:r>
+        <w:rPr>
+          <w:lang w:val="fr-FR"/>
+        </w:rPr>
+        <w:t xml:space="preserve">Robert d’Artois est introduit par Froissart comme étant l’homme </w:t>
+      </w:r>
+      <w:r>
+        <w:rPr>
+          <w:i/>
+          <w:iCs/>
+          <w:lang w:val="fr-FR"/>
+        </w:rPr>
+        <w:t xml:space="preserve">qui plus aida le </w:t>
+      </w:r>
+      <w:proofErr w:type="spellStart"/>
+      <w:r>
+        <w:rPr>
+          <w:i/>
+          <w:iCs/>
+          <w:lang w:val="fr-FR"/>
+        </w:rPr>
+        <w:t>roy</w:t>
+      </w:r>
+      <w:proofErr w:type="spellEnd"/>
+      <w:r>
+        <w:rPr>
+          <w:i/>
+          <w:iCs/>
+          <w:lang w:val="fr-FR"/>
+        </w:rPr>
+        <w:t xml:space="preserve"> Phelippe </w:t>
+      </w:r>
+      <w:r>
+        <w:rPr>
+          <w:lang w:val="fr-FR"/>
+        </w:rPr>
+        <w:t xml:space="preserve">[de Valois] </w:t>
+      </w:r>
+      <w:r>
+        <w:rPr>
+          <w:i/>
+          <w:iCs/>
+          <w:lang w:val="fr-FR"/>
+        </w:rPr>
+        <w:t xml:space="preserve">à parvenir à le couronne de France, qui </w:t>
+      </w:r>
+      <w:proofErr w:type="spellStart"/>
+      <w:r>
+        <w:rPr>
+          <w:i/>
+          <w:iCs/>
+          <w:lang w:val="fr-FR"/>
+        </w:rPr>
+        <w:t>estoit</w:t>
+      </w:r>
+      <w:proofErr w:type="spellEnd"/>
+      <w:r>
+        <w:rPr>
+          <w:i/>
+          <w:iCs/>
+          <w:lang w:val="fr-FR"/>
+        </w:rPr>
+        <w:t xml:space="preserve"> lu uns des plus </w:t>
+      </w:r>
+      <w:proofErr w:type="spellStart"/>
+      <w:r>
+        <w:rPr>
+          <w:i/>
+          <w:iCs/>
+          <w:lang w:val="fr-FR"/>
+        </w:rPr>
+        <w:t>haus</w:t>
+      </w:r>
+      <w:proofErr w:type="spellEnd"/>
+      <w:r>
+        <w:rPr>
+          <w:i/>
+          <w:iCs/>
+          <w:lang w:val="fr-FR"/>
+        </w:rPr>
+        <w:t xml:space="preserve"> barons de France, le </w:t>
+      </w:r>
+      <w:proofErr w:type="spellStart"/>
+      <w:r>
+        <w:rPr>
+          <w:i/>
+          <w:iCs/>
+          <w:lang w:val="fr-FR"/>
+        </w:rPr>
+        <w:t>mieus</w:t>
+      </w:r>
+      <w:proofErr w:type="spellEnd"/>
+      <w:r>
+        <w:rPr>
+          <w:i/>
+          <w:iCs/>
+          <w:lang w:val="fr-FR"/>
+        </w:rPr>
+        <w:t xml:space="preserve"> </w:t>
+      </w:r>
+      <w:proofErr w:type="spellStart"/>
+      <w:r>
+        <w:rPr>
+          <w:i/>
+          <w:iCs/>
+          <w:lang w:val="fr-FR"/>
+        </w:rPr>
+        <w:t>linagiés</w:t>
+      </w:r>
+      <w:proofErr w:type="spellEnd"/>
+      <w:r>
+        <w:rPr>
+          <w:i/>
+          <w:iCs/>
+          <w:lang w:val="fr-FR"/>
+        </w:rPr>
+        <w:t xml:space="preserve"> et </w:t>
+      </w:r>
+      <w:proofErr w:type="spellStart"/>
+      <w:r>
+        <w:rPr>
+          <w:i/>
+          <w:iCs/>
+          <w:lang w:val="fr-FR"/>
+        </w:rPr>
+        <w:t>estrais</w:t>
+      </w:r>
+      <w:proofErr w:type="spellEnd"/>
+      <w:r>
+        <w:rPr>
+          <w:i/>
+          <w:iCs/>
+          <w:lang w:val="fr-FR"/>
+        </w:rPr>
+        <w:t xml:space="preserve"> des </w:t>
+      </w:r>
+      <w:proofErr w:type="spellStart"/>
+      <w:r>
+        <w:rPr>
+          <w:i/>
+          <w:iCs/>
+          <w:lang w:val="fr-FR"/>
+        </w:rPr>
+        <w:t>royaus</w:t>
+      </w:r>
+      <w:proofErr w:type="spellEnd"/>
+      <w:r>
+        <w:rPr>
+          <w:lang w:val="fr-FR"/>
+        </w:rPr>
+        <w:t xml:space="preserve">. Il avait été en outre </w:t>
+      </w:r>
+      <w:r>
+        <w:rPr>
+          <w:i/>
+          <w:iCs/>
+          <w:lang w:val="fr-FR"/>
+        </w:rPr>
+        <w:t xml:space="preserve">ses plus </w:t>
+      </w:r>
+      <w:proofErr w:type="spellStart"/>
+      <w:r>
+        <w:rPr>
+          <w:i/>
+          <w:iCs/>
+          <w:lang w:val="fr-FR"/>
+        </w:rPr>
+        <w:t>especiaulz</w:t>
+      </w:r>
+      <w:proofErr w:type="spellEnd"/>
+      <w:r>
+        <w:rPr>
+          <w:i/>
+          <w:iCs/>
+          <w:lang w:val="fr-FR"/>
+        </w:rPr>
+        <w:t xml:space="preserve"> </w:t>
+      </w:r>
+      <w:proofErr w:type="spellStart"/>
+      <w:r>
+        <w:rPr>
+          <w:i/>
+          <w:iCs/>
+          <w:lang w:val="fr-FR"/>
+        </w:rPr>
+        <w:t>compains</w:t>
+      </w:r>
+      <w:proofErr w:type="spellEnd"/>
+      <w:r>
+        <w:rPr>
+          <w:i/>
+          <w:iCs/>
+          <w:lang w:val="fr-FR"/>
+        </w:rPr>
+        <w:t xml:space="preserve"> et amis</w:t>
+      </w:r>
+      <w:r>
+        <w:rPr>
+          <w:lang w:val="fr-FR"/>
+        </w:rPr>
+        <w:t>.</w:t>
+      </w:r>
+      <w:r>
+        <w:rPr>
+          <w:lang w:val="fr-FR"/>
+        </w:rPr>
+        <w:t xml:space="preserve"> Sa phrase sur la puissance de Robert est répandue dans l’historiographie : </w:t>
+      </w:r>
+      <w:r>
+        <w:rPr>
+          <w:i/>
+          <w:iCs/>
+          <w:lang w:val="fr-FR"/>
+        </w:rPr>
+        <w:t xml:space="preserve">en France </w:t>
+      </w:r>
+      <w:proofErr w:type="spellStart"/>
+      <w:r>
+        <w:rPr>
+          <w:i/>
+          <w:iCs/>
+          <w:lang w:val="fr-FR"/>
+        </w:rPr>
+        <w:t>estoit</w:t>
+      </w:r>
+      <w:proofErr w:type="spellEnd"/>
+      <w:r>
+        <w:rPr>
+          <w:i/>
+          <w:iCs/>
+          <w:lang w:val="fr-FR"/>
+        </w:rPr>
+        <w:t xml:space="preserve"> tout fait par lui, et sans lui n’</w:t>
+      </w:r>
+      <w:proofErr w:type="spellStart"/>
+      <w:r>
+        <w:rPr>
+          <w:i/>
+          <w:iCs/>
+          <w:lang w:val="fr-FR"/>
+        </w:rPr>
+        <w:t>estoit</w:t>
+      </w:r>
+      <w:proofErr w:type="spellEnd"/>
+      <w:r>
+        <w:rPr>
+          <w:i/>
+          <w:iCs/>
+          <w:lang w:val="fr-FR"/>
+        </w:rPr>
+        <w:t xml:space="preserve"> riens fait</w:t>
+      </w:r>
+      <w:r>
+        <w:rPr>
+          <w:lang w:val="fr-FR"/>
+        </w:rPr>
+        <w:t>.</w:t>
+      </w:r>
+    </w:p>
+    <w:p>
+      <w:pPr>
+        <w:spacing w:line="360" w:lineRule="auto"/>
+        <w:jc w:val="both"/>
+        <w:rPr>
+          <w:lang w:val="fr-FR"/>
+        </w:rPr>
+      </w:pPr>
+    </w:p>
+    <w:p>
+      <w:pPr>
+        <w:spacing w:line="360" w:lineRule="auto"/>
+        <w:jc w:val="both"/>
+      </w:pPr>
+      <w:r>
+        <w:rPr>
+          <w:lang w:val="fr-FR"/>
+        </w:rPr>
+        <w:t xml:space="preserve">Je dois avouer que je suis un peu surpris du traitement du procès par Froissart. Il l’expédie en un paragraphe, comme s’il n’était qu’un détail, et préfère se concentrer sur la fuite de Robert après la perte de son procès. </w:t>
+      </w:r>
+      <w:r>
+        <w:rPr>
+          <w:lang w:val="fr-FR"/>
+        </w:rPr>
+        <w:t>Son résumé ultra concis peut être transcrit ici : « </w:t>
+      </w:r>
+      <w:proofErr w:type="spellStart"/>
+      <w:r>
+        <w:rPr>
+          <w:i/>
+          <w:iCs/>
+        </w:rPr>
+        <w:t>Apriès</w:t>
+      </w:r>
+      <w:proofErr w:type="spellEnd"/>
+      <w:r>
+        <w:rPr>
+          <w:i/>
+          <w:iCs/>
+        </w:rPr>
+        <w:t xml:space="preserve">, </w:t>
+      </w:r>
+      <w:proofErr w:type="spellStart"/>
+      <w:r>
+        <w:rPr>
+          <w:i/>
+          <w:iCs/>
+        </w:rPr>
+        <w:t>avint</w:t>
+      </w:r>
+      <w:proofErr w:type="spellEnd"/>
+      <w:r>
+        <w:rPr>
+          <w:i/>
+          <w:iCs/>
+        </w:rPr>
+        <w:t xml:space="preserve"> que li rois </w:t>
+      </w:r>
+      <w:proofErr w:type="spellStart"/>
+      <w:r>
+        <w:rPr>
+          <w:i/>
+          <w:iCs/>
+        </w:rPr>
+        <w:t>Phelippes</w:t>
+      </w:r>
+      <w:proofErr w:type="spellEnd"/>
+      <w:r>
+        <w:rPr>
+          <w:i/>
+          <w:iCs/>
+        </w:rPr>
+        <w:t xml:space="preserve"> </w:t>
+      </w:r>
+      <w:proofErr w:type="spellStart"/>
+      <w:r>
+        <w:rPr>
+          <w:i/>
+          <w:iCs/>
+        </w:rPr>
+        <w:t>emprist</w:t>
+      </w:r>
+      <w:proofErr w:type="spellEnd"/>
+      <w:r>
+        <w:rPr>
+          <w:i/>
+          <w:iCs/>
+        </w:rPr>
+        <w:t xml:space="preserve"> et </w:t>
+      </w:r>
+      <w:proofErr w:type="spellStart"/>
+      <w:r>
+        <w:rPr>
+          <w:i/>
+          <w:iCs/>
+        </w:rPr>
+        <w:t>acqueilla</w:t>
+      </w:r>
+      <w:proofErr w:type="spellEnd"/>
+      <w:r>
+        <w:rPr>
+          <w:i/>
+          <w:iCs/>
+        </w:rPr>
+        <w:t xml:space="preserve"> ce </w:t>
+      </w:r>
+      <w:proofErr w:type="spellStart"/>
+      <w:r>
+        <w:rPr>
+          <w:i/>
+          <w:iCs/>
+        </w:rPr>
+        <w:t>monsigneur</w:t>
+      </w:r>
+      <w:proofErr w:type="spellEnd"/>
+      <w:r>
+        <w:rPr>
+          <w:i/>
+          <w:iCs/>
+        </w:rPr>
+        <w:t xml:space="preserve"> Robert d'Artois en si </w:t>
+      </w:r>
+      <w:proofErr w:type="spellStart"/>
+      <w:r>
+        <w:rPr>
+          <w:i/>
+          <w:iCs/>
+        </w:rPr>
+        <w:t>grant</w:t>
+      </w:r>
+      <w:proofErr w:type="spellEnd"/>
+      <w:r>
+        <w:rPr>
+          <w:i/>
+          <w:iCs/>
+        </w:rPr>
+        <w:t xml:space="preserve"> </w:t>
+      </w:r>
+      <w:proofErr w:type="spellStart"/>
+      <w:r>
+        <w:rPr>
+          <w:i/>
+          <w:iCs/>
+        </w:rPr>
+        <w:t>hayne</w:t>
+      </w:r>
+      <w:proofErr w:type="spellEnd"/>
+      <w:r>
+        <w:rPr>
+          <w:i/>
+          <w:iCs/>
+        </w:rPr>
+        <w:t>, en l'</w:t>
+      </w:r>
+      <w:proofErr w:type="spellStart"/>
+      <w:r>
+        <w:rPr>
+          <w:i/>
+          <w:iCs/>
+        </w:rPr>
+        <w:t>ocquison</w:t>
+      </w:r>
+      <w:proofErr w:type="spellEnd"/>
+      <w:r>
+        <w:rPr>
+          <w:i/>
+          <w:iCs/>
+        </w:rPr>
+        <w:t xml:space="preserve"> d'un plait qui </w:t>
+      </w:r>
+      <w:proofErr w:type="spellStart"/>
+      <w:r>
+        <w:rPr>
+          <w:i/>
+          <w:iCs/>
+        </w:rPr>
+        <w:t>esmeus</w:t>
+      </w:r>
+      <w:proofErr w:type="spellEnd"/>
+      <w:r>
+        <w:rPr>
+          <w:i/>
+          <w:iCs/>
+        </w:rPr>
+        <w:t xml:space="preserve"> </w:t>
+      </w:r>
+      <w:proofErr w:type="spellStart"/>
+      <w:r>
+        <w:rPr>
+          <w:i/>
+          <w:iCs/>
+        </w:rPr>
+        <w:t>estoit</w:t>
+      </w:r>
+      <w:proofErr w:type="spellEnd"/>
+      <w:r>
+        <w:rPr>
+          <w:i/>
+          <w:iCs/>
+        </w:rPr>
+        <w:t xml:space="preserve"> devant lui, dont la conté d'Artois </w:t>
+      </w:r>
+      <w:proofErr w:type="spellStart"/>
+      <w:r>
+        <w:rPr>
+          <w:i/>
+          <w:iCs/>
+        </w:rPr>
+        <w:t>estoit</w:t>
+      </w:r>
+      <w:proofErr w:type="spellEnd"/>
+      <w:r>
+        <w:rPr>
+          <w:i/>
+          <w:iCs/>
+        </w:rPr>
+        <w:t xml:space="preserve"> cause, que li dis messires Robers </w:t>
+      </w:r>
+      <w:proofErr w:type="spellStart"/>
+      <w:r>
+        <w:rPr>
+          <w:i/>
+          <w:iCs/>
+        </w:rPr>
+        <w:t>voloit</w:t>
+      </w:r>
+      <w:proofErr w:type="spellEnd"/>
+      <w:r>
+        <w:rPr>
+          <w:i/>
+          <w:iCs/>
+        </w:rPr>
+        <w:t xml:space="preserve"> avoir </w:t>
+      </w:r>
+      <w:proofErr w:type="spellStart"/>
+      <w:r>
+        <w:rPr>
+          <w:i/>
+          <w:iCs/>
+        </w:rPr>
+        <w:t>gaagnié</w:t>
+      </w:r>
+      <w:proofErr w:type="spellEnd"/>
+      <w:r>
+        <w:rPr>
+          <w:i/>
+          <w:iCs/>
+        </w:rPr>
+        <w:t xml:space="preserve">, par le vertu d'une lettre que messires Robers </w:t>
+      </w:r>
+      <w:proofErr w:type="spellStart"/>
+      <w:r>
+        <w:rPr>
+          <w:i/>
+          <w:iCs/>
+        </w:rPr>
+        <w:t>mist</w:t>
+      </w:r>
+      <w:proofErr w:type="spellEnd"/>
+      <w:r>
+        <w:rPr>
+          <w:i/>
+          <w:iCs/>
+        </w:rPr>
+        <w:t xml:space="preserve"> avant, qui n'</w:t>
+      </w:r>
+      <w:proofErr w:type="spellStart"/>
+      <w:r>
+        <w:rPr>
+          <w:i/>
+          <w:iCs/>
+        </w:rPr>
+        <w:t>estoit</w:t>
+      </w:r>
+      <w:proofErr w:type="spellEnd"/>
+      <w:r>
+        <w:rPr>
+          <w:i/>
+          <w:iCs/>
+        </w:rPr>
+        <w:t xml:space="preserve"> mies bien vraie, si com on </w:t>
+      </w:r>
+      <w:proofErr w:type="spellStart"/>
+      <w:r>
+        <w:rPr>
+          <w:i/>
+          <w:iCs/>
+        </w:rPr>
+        <w:t>disoit</w:t>
+      </w:r>
+      <w:proofErr w:type="spellEnd"/>
+      <w:r>
+        <w:rPr>
+          <w:i/>
+          <w:iCs/>
+        </w:rPr>
+        <w:t>, que, se li dis rois l'</w:t>
+      </w:r>
+      <w:proofErr w:type="spellStart"/>
+      <w:r>
+        <w:rPr>
+          <w:i/>
+          <w:iCs/>
+        </w:rPr>
+        <w:t>euist</w:t>
+      </w:r>
+      <w:proofErr w:type="spellEnd"/>
+      <w:r>
+        <w:rPr>
+          <w:i/>
+          <w:iCs/>
+        </w:rPr>
+        <w:t xml:space="preserve"> tenu en son </w:t>
+      </w:r>
+      <w:proofErr w:type="spellStart"/>
+      <w:r>
+        <w:rPr>
+          <w:i/>
+          <w:iCs/>
+        </w:rPr>
+        <w:t>aïr</w:t>
+      </w:r>
+      <w:proofErr w:type="spellEnd"/>
+      <w:r>
+        <w:rPr>
+          <w:i/>
+          <w:iCs/>
+        </w:rPr>
+        <w:t>, il l'</w:t>
+      </w:r>
+      <w:proofErr w:type="spellStart"/>
+      <w:r>
+        <w:rPr>
+          <w:i/>
+          <w:iCs/>
+        </w:rPr>
+        <w:t>euist</w:t>
+      </w:r>
+      <w:proofErr w:type="spellEnd"/>
+      <w:r>
+        <w:rPr>
+          <w:i/>
+          <w:iCs/>
+        </w:rPr>
+        <w:t xml:space="preserve"> fait </w:t>
+      </w:r>
+      <w:proofErr w:type="spellStart"/>
+      <w:r>
+        <w:rPr>
+          <w:i/>
+          <w:iCs/>
+        </w:rPr>
+        <w:t>morir</w:t>
+      </w:r>
+      <w:proofErr w:type="spellEnd"/>
+      <w:r>
+        <w:rPr>
+          <w:i/>
+          <w:iCs/>
+        </w:rPr>
+        <w:t xml:space="preserve"> sans nul remède</w:t>
+      </w:r>
+      <w:r>
+        <w:t> ».</w:t>
+      </w:r>
+    </w:p>
+    <w:p>
+      <w:pPr>
+        <w:spacing w:line="360" w:lineRule="auto"/>
+        <w:jc w:val="both"/>
+      </w:pPr>
+    </w:p>
+    <w:p>
+      <w:pPr>
+        <w:spacing w:line="360" w:lineRule="auto"/>
+        <w:jc w:val="both"/>
+      </w:pPr>
+      <w:r>
+        <w:t xml:space="preserve">Froissart insiste donc sur la chute de Robert, par la transition entre la description d’une grande amitié entre Robert et le roi, et la grande haine du roi à son encontre. </w:t>
+      </w:r>
+      <w:r>
+        <w:t xml:space="preserve">Il poursuit par mentionner la fuite de Robert vers Namur chez le jeune comte Jean II, son neveu, et surtout par la prise par le roi de la femme de Robert, Jeanne de Valois, et de ses enfants Jean et Charles. Froissart dit que le roi le fit pour « mieux </w:t>
+      </w:r>
+      <w:proofErr w:type="spellStart"/>
+      <w:r>
+        <w:t>moustrer</w:t>
+      </w:r>
+      <w:proofErr w:type="spellEnd"/>
+      <w:r>
+        <w:t xml:space="preserve"> que la </w:t>
+      </w:r>
+      <w:proofErr w:type="spellStart"/>
+      <w:r>
+        <w:t>besongne</w:t>
+      </w:r>
+      <w:proofErr w:type="spellEnd"/>
+      <w:r>
+        <w:t xml:space="preserve"> li </w:t>
+      </w:r>
+      <w:proofErr w:type="spellStart"/>
+      <w:r>
+        <w:t>touchoit</w:t>
+      </w:r>
+      <w:proofErr w:type="spellEnd"/>
+      <w:r>
+        <w:t> ». On insiste encore sur les sentiments du roi. Il impute au roi de les avoir mis en prison et d’avoir juré que « </w:t>
+      </w:r>
+      <w:r>
+        <w:t xml:space="preserve">jamais n'en </w:t>
+      </w:r>
+      <w:proofErr w:type="spellStart"/>
+      <w:r>
+        <w:t>isteroient</w:t>
+      </w:r>
+      <w:proofErr w:type="spellEnd"/>
+      <w:r>
+        <w:t xml:space="preserve">, tant qu'il </w:t>
+      </w:r>
+      <w:proofErr w:type="spellStart"/>
+      <w:r>
+        <w:t>viveroit</w:t>
+      </w:r>
+      <w:proofErr w:type="spellEnd"/>
+      <w:r>
+        <w:t> », ce qu’il fit, ce qui lui apporte beaucoup de blâme d’ailleurs.</w:t>
+      </w:r>
+      <w:r>
+        <w:t xml:space="preserve"> </w:t>
+      </w:r>
+    </w:p>
+    <w:p>
+      <w:pPr>
+        <w:spacing w:line="360" w:lineRule="auto"/>
+        <w:jc w:val="both"/>
+      </w:pPr>
+    </w:p>
+    <w:p>
+      <w:pPr>
+        <w:spacing w:line="360" w:lineRule="auto"/>
+        <w:jc w:val="both"/>
+      </w:pPr>
+      <w:r>
+        <w:t xml:space="preserve">Il poursuit en expliquant le roi fut « moult </w:t>
+      </w:r>
+      <w:proofErr w:type="spellStart"/>
+      <w:r>
+        <w:t>courouciés</w:t>
+      </w:r>
+      <w:proofErr w:type="spellEnd"/>
+      <w:r>
+        <w:t> » en apprenant la fuite de robert vers Namur</w:t>
+      </w:r>
+      <w:r>
+        <w:rPr>
+          <w:rStyle w:val="Appelnotedebasdep"/>
+        </w:rPr>
+        <w:footnoteReference w:id="1"/>
+      </w:r>
+      <w:r>
+        <w:t>, et qu’il allât trouver « </w:t>
+      </w:r>
+      <w:proofErr w:type="spellStart"/>
+      <w:r>
+        <w:t>caudement</w:t>
+      </w:r>
+      <w:proofErr w:type="spellEnd"/>
+      <w:r>
+        <w:rPr>
+          <w:rStyle w:val="Appelnotedebasdep"/>
+        </w:rPr>
+        <w:footnoteReference w:id="2"/>
+      </w:r>
+      <w:r>
+        <w:t xml:space="preserve"> » l’évêque de Liège pour le prier de menacer de guerre le comte de Namur « se il ne </w:t>
+      </w:r>
+      <w:proofErr w:type="spellStart"/>
+      <w:r>
+        <w:t>mettoit</w:t>
+      </w:r>
+      <w:proofErr w:type="spellEnd"/>
+      <w:r>
+        <w:t xml:space="preserve"> </w:t>
+      </w:r>
+      <w:proofErr w:type="spellStart"/>
+      <w:r>
+        <w:t>huers</w:t>
+      </w:r>
+      <w:proofErr w:type="spellEnd"/>
+      <w:r>
+        <w:t xml:space="preserve"> de son pays </w:t>
+      </w:r>
+      <w:proofErr w:type="spellStart"/>
+      <w:r>
+        <w:t>monsigneur</w:t>
+      </w:r>
+      <w:proofErr w:type="spellEnd"/>
+      <w:r>
+        <w:t xml:space="preserve"> Robert d’Artois ». Celui-ci, « qui moult </w:t>
+      </w:r>
+      <w:proofErr w:type="spellStart"/>
+      <w:r>
+        <w:t>amoit</w:t>
+      </w:r>
+      <w:proofErr w:type="spellEnd"/>
+      <w:r>
+        <w:t xml:space="preserve"> le </w:t>
+      </w:r>
+      <w:proofErr w:type="spellStart"/>
+      <w:r>
+        <w:t>roy</w:t>
+      </w:r>
+      <w:proofErr w:type="spellEnd"/>
+      <w:r>
+        <w:t xml:space="preserve"> de France », s’exécuta, et le comte de Namur </w:t>
+      </w:r>
+      <w:r>
+        <w:t xml:space="preserve">s’y résigna, « moult à </w:t>
+      </w:r>
+      <w:proofErr w:type="spellStart"/>
+      <w:r>
+        <w:t>envis</w:t>
+      </w:r>
+      <w:proofErr w:type="spellEnd"/>
+      <w:r>
+        <w:rPr>
+          <w:rStyle w:val="Appelnotedebasdep"/>
+        </w:rPr>
+        <w:footnoteReference w:id="3"/>
+      </w:r>
+      <w:r>
+        <w:t xml:space="preserve"> ». Robert en fut « moult </w:t>
+      </w:r>
+      <w:proofErr w:type="spellStart"/>
+      <w:r>
+        <w:t>angousseus</w:t>
+      </w:r>
+      <w:proofErr w:type="spellEnd"/>
+      <w:r>
+        <w:t xml:space="preserve"> de </w:t>
+      </w:r>
+      <w:proofErr w:type="spellStart"/>
+      <w:r>
+        <w:t>coer</w:t>
+      </w:r>
+      <w:proofErr w:type="spellEnd"/>
+      <w:r>
+        <w:t xml:space="preserve"> », et </w:t>
+      </w:r>
+      <w:proofErr w:type="spellStart"/>
+      <w:r>
+        <w:t>décidat</w:t>
+      </w:r>
+      <w:proofErr w:type="spellEnd"/>
+      <w:r>
+        <w:t xml:space="preserve"> d’aller chez son cousin le duc de Brabant, « si </w:t>
+      </w:r>
+      <w:proofErr w:type="spellStart"/>
+      <w:r>
+        <w:t>poissans</w:t>
+      </w:r>
+      <w:proofErr w:type="spellEnd"/>
+      <w:r>
+        <w:t xml:space="preserve"> que bien le </w:t>
+      </w:r>
+      <w:proofErr w:type="spellStart"/>
+      <w:r>
+        <w:t>soustenroit</w:t>
+      </w:r>
+      <w:proofErr w:type="spellEnd"/>
+      <w:r>
+        <w:t xml:space="preserve"> », qui le </w:t>
+      </w:r>
+      <w:proofErr w:type="spellStart"/>
+      <w:r>
+        <w:t>recut</w:t>
+      </w:r>
+      <w:proofErr w:type="spellEnd"/>
+      <w:r>
+        <w:t xml:space="preserve"> agréablement. Mais encore une fois, le roi de France usa de menaces, et « </w:t>
+      </w:r>
+      <w:r>
+        <w:t xml:space="preserve">pour </w:t>
+      </w:r>
+      <w:proofErr w:type="spellStart"/>
+      <w:r>
+        <w:t>doubtance</w:t>
+      </w:r>
+      <w:proofErr w:type="spellEnd"/>
+      <w:r>
+        <w:t xml:space="preserve"> que de</w:t>
+      </w:r>
+      <w:r>
+        <w:t xml:space="preserve"> </w:t>
+      </w:r>
+      <w:r>
+        <w:t xml:space="preserve">avoir et </w:t>
+      </w:r>
+      <w:proofErr w:type="spellStart"/>
+      <w:r>
+        <w:t>acquerre</w:t>
+      </w:r>
+      <w:proofErr w:type="spellEnd"/>
+      <w:r>
+        <w:t xml:space="preserve"> le </w:t>
+      </w:r>
+      <w:proofErr w:type="spellStart"/>
+      <w:r>
+        <w:t>hayne</w:t>
+      </w:r>
+      <w:proofErr w:type="spellEnd"/>
+      <w:r>
+        <w:t xml:space="preserve"> </w:t>
+      </w:r>
+      <w:proofErr w:type="spellStart"/>
+      <w:r>
+        <w:t>dou</w:t>
+      </w:r>
+      <w:proofErr w:type="spellEnd"/>
+      <w:r>
+        <w:t xml:space="preserve"> dit </w:t>
+      </w:r>
+      <w:proofErr w:type="spellStart"/>
+      <w:r>
+        <w:t>roy</w:t>
+      </w:r>
+      <w:proofErr w:type="spellEnd"/>
+      <w:r>
+        <w:t xml:space="preserve"> de </w:t>
+      </w:r>
+      <w:r>
+        <w:t>France », le duc n’osa plus soutenir ouvertement Robert.</w:t>
+      </w:r>
+      <w:r>
+        <w:t xml:space="preserve"> Il le cacha néanmoins pendant un temps dans l’un de ses châteaux, avant que le roi de France parvint à liguer une série de grands nobles de l’Empire contre lui. Ceux-ci entrèrent dans duché et firent claire leur volonté que robert soit chassé. </w:t>
+      </w:r>
+      <w:r>
+        <w:t xml:space="preserve">Froissart fait terminer ce passage par le demande du comte de Hainaut au roi de France que celui-ci accorde une trêve au duc de Brabant, en insistant encore sur les émotions du roi, qui accordât cette trêve « trop à </w:t>
+      </w:r>
+      <w:proofErr w:type="spellStart"/>
+      <w:r>
+        <w:t>envis</w:t>
+      </w:r>
+      <w:proofErr w:type="spellEnd"/>
+      <w:r>
+        <w:t xml:space="preserve"> et à dur</w:t>
+      </w:r>
+      <w:r>
+        <w:rPr>
+          <w:rStyle w:val="Appelnotedebasdep"/>
+        </w:rPr>
+        <w:footnoteReference w:id="4"/>
+      </w:r>
+      <w:r>
+        <w:t xml:space="preserve"> », « tant il </w:t>
+      </w:r>
+      <w:proofErr w:type="spellStart"/>
+      <w:r>
+        <w:t>avoit</w:t>
+      </w:r>
+      <w:proofErr w:type="spellEnd"/>
+      <w:r>
+        <w:t xml:space="preserve"> pris la </w:t>
+      </w:r>
+      <w:proofErr w:type="spellStart"/>
+      <w:r>
+        <w:t>cose</w:t>
+      </w:r>
+      <w:proofErr w:type="spellEnd"/>
+      <w:r>
+        <w:t xml:space="preserve"> en </w:t>
+      </w:r>
+      <w:proofErr w:type="spellStart"/>
+      <w:r>
+        <w:t>grant</w:t>
+      </w:r>
+      <w:proofErr w:type="spellEnd"/>
+      <w:r>
+        <w:t xml:space="preserve"> </w:t>
+      </w:r>
+      <w:proofErr w:type="spellStart"/>
+      <w:r>
+        <w:t>despit</w:t>
+      </w:r>
+      <w:proofErr w:type="spellEnd"/>
+      <w:r>
+        <w:t> ». Il voulait que Robert soit chassé du duché à une date précise sans quoi il lancerait une guerre, mais Froissart coupe le passage car un nouveau danger apparut alors au roi de France, venant d’Ecosse.</w:t>
+      </w:r>
+    </w:p>
+    <w:p>
+      <w:pPr>
+        <w:spacing w:line="360" w:lineRule="auto"/>
+        <w:jc w:val="both"/>
+      </w:pPr>
+    </w:p>
+    <w:p>
+      <w:pPr>
+        <w:spacing w:line="360" w:lineRule="auto"/>
+        <w:jc w:val="both"/>
+        <w:rPr>
+          <w:lang w:val="fr-FR"/>
+        </w:rPr>
+      </w:pPr>
+      <w:r>
+        <w:t>p. 105</w:t>
+      </w:r>
+    </w:p>
+    <w:p>
+      <w:pPr>
+        <w:spacing w:line="360" w:lineRule="auto"/>
+        <w:jc w:val="both"/>
+        <w:rPr>
+          <w:lang w:val="fr-FR"/>
+        </w:rPr>
+      </w:pPr>
+    </w:p>
+    <w:p>
+      <w:pPr>
+        <w:spacing w:line="360" w:lineRule="auto"/>
+        <w:jc w:val="both"/>
+      </w:pPr>
+      <w:r>
+        <w:rPr>
+          <w:lang w:val="fr-FR"/>
+        </w:rPr>
+        <w:t>Froissart reprend en nous informant que Robert s’était rendu en Angleterre. Le roi d’Angleterre le reçut « liement</w:t>
+      </w:r>
+      <w:r>
+        <w:rPr>
+          <w:rStyle w:val="Appelnotedebasdep"/>
+          <w:lang w:val="fr-FR"/>
+        </w:rPr>
+        <w:footnoteReference w:id="5"/>
+      </w:r>
+      <w:r>
+        <w:rPr>
+          <w:lang w:val="fr-FR"/>
+        </w:rPr>
+        <w:t xml:space="preserve">, et le </w:t>
+      </w:r>
+      <w:r>
+        <w:t xml:space="preserve">retint </w:t>
+      </w:r>
+      <w:proofErr w:type="spellStart"/>
+      <w:r>
+        <w:t>volentiers</w:t>
+      </w:r>
+      <w:proofErr w:type="spellEnd"/>
+      <w:r>
+        <w:t xml:space="preserve"> </w:t>
+      </w:r>
+      <w:proofErr w:type="spellStart"/>
+      <w:r>
+        <w:t>dalés</w:t>
+      </w:r>
+      <w:proofErr w:type="spellEnd"/>
+      <w:r>
+        <w:t xml:space="preserve"> lui et de son con</w:t>
+      </w:r>
+      <w:r>
+        <w:t>seil », puis reprend sur l’Ecosse.</w:t>
+      </w:r>
+    </w:p>
+    <w:p>
+      <w:pPr>
+        <w:spacing w:line="360" w:lineRule="auto"/>
+        <w:jc w:val="both"/>
+      </w:pPr>
+    </w:p>
+    <w:p>
+      <w:pPr>
+        <w:spacing w:line="360" w:lineRule="auto"/>
+        <w:jc w:val="both"/>
+        <w:rPr>
+          <w:lang w:val="fr-FR"/>
+        </w:rPr>
+      </w:pPr>
+      <w:r>
+        <w:t>p. 110</w:t>
+      </w:r>
+      <w:r>
+        <w:t>-112</w:t>
+      </w:r>
+    </w:p>
+    <w:p>
+      <w:pPr>
+        <w:spacing w:line="360" w:lineRule="auto"/>
+        <w:jc w:val="both"/>
+        <w:rPr>
+          <w:lang w:val="fr-FR"/>
+        </w:rPr>
+      </w:pPr>
+    </w:p>
+    <w:p>
+      <w:pPr>
+        <w:spacing w:line="360" w:lineRule="auto"/>
+        <w:jc w:val="both"/>
+      </w:pPr>
+      <w:r>
+        <w:rPr>
+          <w:lang w:val="fr-FR"/>
+        </w:rPr>
+        <w:t xml:space="preserve">Froissart nous dit plus loin que Robert d’Artois s’était rapproché du roi d’Angleterre, l’avait accompagné dans ses chevauchées contre le roi d’Ecosse, notamment au siège de Berwick de 1333, et surtout avait développé les ambitions françaises de celui-ci. Il lui avait « dit et </w:t>
+      </w:r>
+      <w:proofErr w:type="spellStart"/>
+      <w:r>
+        <w:rPr>
+          <w:lang w:val="fr-FR"/>
+        </w:rPr>
+        <w:lastRenderedPageBreak/>
+        <w:t>demoustré</w:t>
+      </w:r>
+      <w:proofErr w:type="spellEnd"/>
+      <w:r>
+        <w:rPr>
+          <w:lang w:val="fr-FR"/>
+        </w:rPr>
+        <w:t xml:space="preserve">, </w:t>
+      </w:r>
+      <w:r>
+        <w:t xml:space="preserve">par </w:t>
+      </w:r>
+      <w:proofErr w:type="spellStart"/>
+      <w:r>
+        <w:t>pluiseurs</w:t>
+      </w:r>
+      <w:proofErr w:type="spellEnd"/>
+      <w:r>
+        <w:t xml:space="preserve"> </w:t>
+      </w:r>
+      <w:proofErr w:type="spellStart"/>
+      <w:r>
+        <w:t>clères</w:t>
+      </w:r>
+      <w:proofErr w:type="spellEnd"/>
+      <w:r>
+        <w:t xml:space="preserve"> voies, com </w:t>
+      </w:r>
+      <w:proofErr w:type="spellStart"/>
+      <w:r>
+        <w:t>proçains</w:t>
+      </w:r>
+      <w:proofErr w:type="spellEnd"/>
+      <w:r>
+        <w:t xml:space="preserve"> il </w:t>
+      </w:r>
+      <w:proofErr w:type="spellStart"/>
+      <w:r>
+        <w:t>estoit</w:t>
+      </w:r>
+      <w:proofErr w:type="spellEnd"/>
+      <w:r>
+        <w:t xml:space="preserve"> de le couronne de France, dont il se </w:t>
+      </w:r>
+      <w:proofErr w:type="spellStart"/>
+      <w:r>
+        <w:t>devoit</w:t>
+      </w:r>
+      <w:proofErr w:type="spellEnd"/>
+      <w:r>
+        <w:t xml:space="preserve"> tenir </w:t>
+      </w:r>
+      <w:proofErr w:type="spellStart"/>
+      <w:r>
+        <w:t>hiretiers</w:t>
+      </w:r>
+      <w:proofErr w:type="spellEnd"/>
+      <w:r>
+        <w:t xml:space="preserve">, par le succession de </w:t>
+      </w:r>
+      <w:proofErr w:type="spellStart"/>
+      <w:r>
+        <w:t>monsigneur</w:t>
+      </w:r>
+      <w:proofErr w:type="spellEnd"/>
+      <w:r>
+        <w:t xml:space="preserve"> Charlon le </w:t>
+      </w:r>
+      <w:proofErr w:type="spellStart"/>
+      <w:r>
+        <w:t>roy</w:t>
+      </w:r>
+      <w:proofErr w:type="spellEnd"/>
+      <w:r>
+        <w:t xml:space="preserve">, son oncle, </w:t>
+      </w:r>
+      <w:proofErr w:type="spellStart"/>
+      <w:r>
+        <w:t>daarrainnement</w:t>
+      </w:r>
+      <w:proofErr w:type="spellEnd"/>
+      <w:r>
+        <w:t xml:space="preserve"> </w:t>
+      </w:r>
+      <w:proofErr w:type="spellStart"/>
+      <w:r>
+        <w:t>trespasset</w:t>
+      </w:r>
+      <w:proofErr w:type="spellEnd"/>
+      <w:r>
+        <w:t> ».</w:t>
+      </w:r>
+      <w:r>
+        <w:t xml:space="preserve"> Froissart ajoute que Robert aurait aimé, « pour lui </w:t>
+      </w:r>
+      <w:proofErr w:type="spellStart"/>
+      <w:r>
+        <w:t>contrevengier</w:t>
+      </w:r>
+      <w:proofErr w:type="spellEnd"/>
+      <w:r>
+        <w:rPr>
+          <w:rStyle w:val="Appelnotedebasdep"/>
+        </w:rPr>
+        <w:footnoteReference w:id="6"/>
+      </w:r>
+      <w:r>
+        <w:t xml:space="preserve"> des </w:t>
+      </w:r>
+      <w:proofErr w:type="spellStart"/>
+      <w:r>
+        <w:t>despis</w:t>
+      </w:r>
+      <w:proofErr w:type="spellEnd"/>
+      <w:r>
+        <w:rPr>
+          <w:rStyle w:val="Appelnotedebasdep"/>
+        </w:rPr>
+        <w:footnoteReference w:id="7"/>
+      </w:r>
+      <w:r>
+        <w:t xml:space="preserve"> que on li </w:t>
+      </w:r>
+      <w:proofErr w:type="spellStart"/>
+      <w:r>
+        <w:t>avoit</w:t>
+      </w:r>
+      <w:proofErr w:type="spellEnd"/>
+      <w:r>
+        <w:t xml:space="preserve"> fais », voir que le roi d’Angleterre « </w:t>
+      </w:r>
+      <w:proofErr w:type="spellStart"/>
+      <w:r>
+        <w:t>esmeuist</w:t>
+      </w:r>
+      <w:proofErr w:type="spellEnd"/>
+      <w:r>
+        <w:rPr>
+          <w:rStyle w:val="Appelnotedebasdep"/>
+        </w:rPr>
+        <w:footnoteReference w:id="8"/>
+      </w:r>
+      <w:r>
+        <w:t xml:space="preserve"> guerre as François », et retourna à Londres, « à quel </w:t>
+      </w:r>
+      <w:proofErr w:type="spellStart"/>
+      <w:r>
+        <w:t>meschief</w:t>
+      </w:r>
+      <w:proofErr w:type="spellEnd"/>
+      <w:r>
+        <w:t xml:space="preserve"> que ce </w:t>
+      </w:r>
+      <w:proofErr w:type="spellStart"/>
+      <w:r>
+        <w:t>fust</w:t>
+      </w:r>
+      <w:proofErr w:type="spellEnd"/>
+      <w:r>
+        <w:t xml:space="preserve"> », c’est-à-dire peu importe les conséquences de ce retrait militaire de l’Ecosse. </w:t>
+      </w:r>
+      <w:r>
+        <w:t xml:space="preserve">« Ces </w:t>
+      </w:r>
+      <w:proofErr w:type="spellStart"/>
+      <w:r>
+        <w:t>parolles</w:t>
+      </w:r>
+      <w:proofErr w:type="spellEnd"/>
+      <w:r>
+        <w:t xml:space="preserve"> et plusieurs </w:t>
+      </w:r>
+      <w:proofErr w:type="spellStart"/>
+      <w:r>
+        <w:t>aultres</w:t>
+      </w:r>
+      <w:proofErr w:type="spellEnd"/>
+      <w:r>
+        <w:t> »</w:t>
+      </w:r>
+      <w:r>
+        <w:t xml:space="preserve"> </w:t>
+      </w:r>
+      <w:r>
+        <w:t>poussèrent selon Froissart le roi d’</w:t>
+      </w:r>
+      <w:proofErr w:type="spellStart"/>
+      <w:r>
+        <w:t>Anglettre</w:t>
+      </w:r>
+      <w:proofErr w:type="spellEnd"/>
+      <w:r>
+        <w:t xml:space="preserve"> à signer le traité de Berwick pour mettre fin au siège, et à revenir à Londres. Là, à « </w:t>
+      </w:r>
+      <w:proofErr w:type="spellStart"/>
+      <w:r>
+        <w:t>Windesore</w:t>
+      </w:r>
+      <w:proofErr w:type="spellEnd"/>
+      <w:r>
+        <w:t xml:space="preserve"> », Robert « ne </w:t>
+      </w:r>
+      <w:proofErr w:type="spellStart"/>
+      <w:r>
+        <w:t>cessoit</w:t>
+      </w:r>
+      <w:proofErr w:type="spellEnd"/>
+      <w:r>
+        <w:t xml:space="preserve"> nuit ne jour de lui </w:t>
+      </w:r>
+      <w:proofErr w:type="spellStart"/>
+      <w:r>
+        <w:t>remoustrer</w:t>
+      </w:r>
+      <w:proofErr w:type="spellEnd"/>
+      <w:r>
+        <w:t xml:space="preserve"> quel droit il </w:t>
+      </w:r>
+      <w:proofErr w:type="spellStart"/>
+      <w:r>
+        <w:t>avoit</w:t>
+      </w:r>
+      <w:proofErr w:type="spellEnd"/>
+      <w:r>
+        <w:t xml:space="preserve"> à le couronne de France. Et li rois y </w:t>
+      </w:r>
+      <w:proofErr w:type="spellStart"/>
+      <w:r>
+        <w:t>entendois</w:t>
+      </w:r>
+      <w:proofErr w:type="spellEnd"/>
+      <w:r>
+        <w:t xml:space="preserve"> </w:t>
+      </w:r>
+      <w:proofErr w:type="spellStart"/>
+      <w:r>
+        <w:t>volentiers</w:t>
+      </w:r>
+      <w:proofErr w:type="spellEnd"/>
+      <w:r>
+        <w:t> ». On voit comment Froissart construit vraiment le récit d’un Robert d’Artois important protagoniste de l’éclosion de la guerre de cent ans, et donc un immense traitre pour la France.</w:t>
+      </w:r>
+    </w:p>
+    <w:p>
+      <w:pPr>
+        <w:spacing w:line="360" w:lineRule="auto"/>
+        <w:jc w:val="both"/>
+      </w:pPr>
+    </w:p>
+    <w:p>
+      <w:pPr>
+        <w:spacing w:line="360" w:lineRule="auto"/>
+        <w:jc w:val="both"/>
+      </w:pPr>
+      <w:r>
+        <w:t>p. 119</w:t>
+      </w:r>
+    </w:p>
+    <w:p>
+      <w:pPr>
+        <w:spacing w:line="360" w:lineRule="auto"/>
+        <w:jc w:val="both"/>
+      </w:pPr>
+    </w:p>
+    <w:p>
+      <w:pPr>
+        <w:spacing w:line="360" w:lineRule="auto"/>
+        <w:jc w:val="both"/>
+        <w:rPr>
+          <w:lang w:val="fr-FR"/>
+        </w:rPr>
+      </w:pPr>
+      <w:r>
+        <w:t>Froissart résume la situation d’un Robert « </w:t>
+      </w:r>
+      <w:proofErr w:type="spellStart"/>
+      <w:r>
+        <w:t>escaciés</w:t>
+      </w:r>
+      <w:proofErr w:type="spellEnd"/>
+      <w:r>
+        <w:t xml:space="preserve"> de France », auprès du jeune roi d’Angleterre, qui l’ « </w:t>
+      </w:r>
+      <w:proofErr w:type="spellStart"/>
+      <w:r>
+        <w:t>enhortoit</w:t>
+      </w:r>
+      <w:proofErr w:type="spellEnd"/>
+      <w:r>
+        <w:t xml:space="preserve"> et </w:t>
+      </w:r>
+      <w:proofErr w:type="spellStart"/>
+      <w:r>
+        <w:t>consilloit</w:t>
+      </w:r>
+      <w:proofErr w:type="spellEnd"/>
+      <w:r>
+        <w:t> </w:t>
+      </w:r>
+      <w:r>
+        <w:t xml:space="preserve"> </w:t>
+      </w:r>
+      <w:proofErr w:type="spellStart"/>
+      <w:r>
+        <w:t>tempre</w:t>
+      </w:r>
+      <w:proofErr w:type="spellEnd"/>
+      <w:r>
+        <w:rPr>
+          <w:rStyle w:val="Appelnotedebasdep"/>
+        </w:rPr>
+        <w:footnoteReference w:id="9"/>
+      </w:r>
+      <w:r>
+        <w:t xml:space="preserve"> et </w:t>
+      </w:r>
+      <w:proofErr w:type="spellStart"/>
+      <w:r>
+        <w:t>tart</w:t>
+      </w:r>
+      <w:proofErr w:type="spellEnd"/>
+      <w:r>
+        <w:t xml:space="preserve"> </w:t>
+      </w:r>
+      <w:r>
+        <w:t>[de]</w:t>
+      </w:r>
+      <w:r>
+        <w:t xml:space="preserve"> </w:t>
+      </w:r>
+      <w:proofErr w:type="spellStart"/>
+      <w:r>
+        <w:t>de</w:t>
+      </w:r>
+      <w:r>
+        <w:t>ffi</w:t>
+      </w:r>
+      <w:r>
+        <w:t>ier</w:t>
+      </w:r>
+      <w:proofErr w:type="spellEnd"/>
+      <w:r>
+        <w:t xml:space="preserve"> le </w:t>
+      </w:r>
+      <w:proofErr w:type="spellStart"/>
+      <w:r>
+        <w:t>roy</w:t>
+      </w:r>
+      <w:proofErr w:type="spellEnd"/>
+      <w:r>
+        <w:t xml:space="preserve"> de France, qui </w:t>
+      </w:r>
+      <w:proofErr w:type="spellStart"/>
+      <w:r>
+        <w:t>tenoit</w:t>
+      </w:r>
+      <w:proofErr w:type="spellEnd"/>
+      <w:r>
+        <w:t xml:space="preserve"> son </w:t>
+      </w:r>
+      <w:proofErr w:type="spellStart"/>
+      <w:r>
+        <w:t>hyretage</w:t>
+      </w:r>
+      <w:proofErr w:type="spellEnd"/>
+      <w:r>
+        <w:t xml:space="preserve"> à </w:t>
+      </w:r>
+      <w:proofErr w:type="spellStart"/>
+      <w:r>
+        <w:t>grant</w:t>
+      </w:r>
+      <w:proofErr w:type="spellEnd"/>
+      <w:r>
+        <w:t xml:space="preserve"> tort</w:t>
+      </w:r>
+      <w:r>
+        <w:t> ».</w:t>
+      </w:r>
+      <w:r>
+        <w:t xml:space="preserve"> Edouard discuta avec ses conseilleurs de la manière dont il pourrait « </w:t>
+      </w:r>
+      <w:r>
+        <w:t>maintenir</w:t>
+      </w:r>
+      <w:r>
+        <w:rPr>
+          <w:rStyle w:val="Appelnotedebasdep"/>
+        </w:rPr>
+        <w:footnoteReference w:id="10"/>
+      </w:r>
+      <w:r>
+        <w:t xml:space="preserve"> </w:t>
+      </w:r>
+      <w:proofErr w:type="spellStart"/>
+      <w:r>
+        <w:t>dou</w:t>
+      </w:r>
+      <w:proofErr w:type="spellEnd"/>
+      <w:r>
+        <w:t xml:space="preserve"> </w:t>
+      </w:r>
+      <w:proofErr w:type="spellStart"/>
+      <w:r>
+        <w:t>destort</w:t>
+      </w:r>
+      <w:proofErr w:type="spellEnd"/>
+      <w:r>
+        <w:rPr>
+          <w:rStyle w:val="Appelnotedebasdep"/>
+        </w:rPr>
+        <w:footnoteReference w:id="11"/>
+      </w:r>
+      <w:r>
+        <w:t xml:space="preserve"> que on li </w:t>
+      </w:r>
+      <w:proofErr w:type="spellStart"/>
+      <w:r>
+        <w:t>avoit</w:t>
+      </w:r>
+      <w:proofErr w:type="spellEnd"/>
+      <w:r>
+        <w:t xml:space="preserve"> fait </w:t>
+      </w:r>
+      <w:proofErr w:type="spellStart"/>
+      <w:r>
+        <w:t>dou</w:t>
+      </w:r>
+      <w:proofErr w:type="spellEnd"/>
+      <w:r>
+        <w:t xml:space="preserve"> royaume de France, en sa </w:t>
+      </w:r>
+      <w:proofErr w:type="spellStart"/>
+      <w:r>
+        <w:t>jonèce</w:t>
+      </w:r>
+      <w:proofErr w:type="spellEnd"/>
+      <w:r>
+        <w:t xml:space="preserve">, qui par droite succession de </w:t>
+      </w:r>
+      <w:proofErr w:type="spellStart"/>
+      <w:r>
+        <w:t>proismeté</w:t>
+      </w:r>
+      <w:proofErr w:type="spellEnd"/>
+      <w:r>
+        <w:rPr>
+          <w:rStyle w:val="Appelnotedebasdep"/>
+        </w:rPr>
+        <w:footnoteReference w:id="12"/>
+      </w:r>
+      <w:r>
+        <w:t xml:space="preserve"> </w:t>
+      </w:r>
+      <w:proofErr w:type="spellStart"/>
+      <w:r>
+        <w:t>devoit</w:t>
+      </w:r>
+      <w:proofErr w:type="spellEnd"/>
+      <w:r>
+        <w:t xml:space="preserve"> </w:t>
+      </w:r>
+      <w:proofErr w:type="spellStart"/>
+      <w:r>
+        <w:t>estre</w:t>
+      </w:r>
+      <w:proofErr w:type="spellEnd"/>
+      <w:r>
+        <w:t xml:space="preserve"> siens par raison, </w:t>
+      </w:r>
+      <w:proofErr w:type="spellStart"/>
+      <w:r>
+        <w:t>ensi</w:t>
+      </w:r>
+      <w:proofErr w:type="spellEnd"/>
+      <w:r>
+        <w:t xml:space="preserve"> que messires Robers d'Artois l'en </w:t>
+      </w:r>
+      <w:proofErr w:type="spellStart"/>
+      <w:r>
+        <w:t>avoit</w:t>
+      </w:r>
+      <w:proofErr w:type="spellEnd"/>
+      <w:r>
+        <w:t xml:space="preserve"> </w:t>
+      </w:r>
+      <w:proofErr w:type="spellStart"/>
+      <w:r>
+        <w:t>infourmet</w:t>
+      </w:r>
+      <w:proofErr w:type="spellEnd"/>
+      <w:r>
+        <w:t> ».</w:t>
+      </w:r>
+      <w:r>
+        <w:t xml:space="preserve"> Les pairs de France et les barons de France avaient donné à Philippe la couronne, sans « </w:t>
+      </w:r>
+      <w:r>
+        <w:t xml:space="preserve">sans </w:t>
+      </w:r>
+      <w:proofErr w:type="spellStart"/>
+      <w:r>
+        <w:t>appeller</w:t>
+      </w:r>
+      <w:proofErr w:type="spellEnd"/>
+      <w:r>
+        <w:t xml:space="preserve"> ne </w:t>
+      </w:r>
+      <w:proofErr w:type="spellStart"/>
+      <w:r>
+        <w:t>adjourner</w:t>
+      </w:r>
+      <w:proofErr w:type="spellEnd"/>
+      <w:r>
+        <w:t xml:space="preserve"> partie adverse</w:t>
+      </w:r>
+      <w:r>
+        <w:t> », ce qui était une grande injustice pour Edouard. [</w:t>
+      </w:r>
+      <w:proofErr w:type="spellStart"/>
+      <w:r>
+        <w:t>cintinuer</w:t>
+      </w:r>
+      <w:proofErr w:type="spellEnd"/>
+      <w:r>
+        <w:t xml:space="preserve"> ligne 17]</w:t>
+      </w:r>
+    </w:p>
+    <w:p>
+      <w:pPr>
+        <w:spacing w:line="360" w:lineRule="auto"/>
+        <w:jc w:val="both"/>
         <w:rPr>
           <w:rFonts w:asciiTheme="majorHAnsi" w:eastAsiaTheme="majorEastAsia" w:hAnsiTheme="majorHAnsi" w:cstheme="majorBidi"/>
           <w:color w:val="0F4761" w:themeColor="accent1" w:themeShade="BF"/>
@@ -1399,446 +3144,426 @@
         </w:rPr>
       </w:pPr>
       <w:bookmarkStart w:id="1" w:name="_Toc234498951"/>
+    </w:p>
+    <w:p>
+      <w:pPr>
+        <w:pStyle w:val="Titre1"/>
+        <w:rPr>
+          <w:lang w:val="fr-FR"/>
+        </w:rPr>
+      </w:pPr>
+      <w:r>
+        <w:rPr>
+          <w:lang w:val="fr-FR"/>
+        </w:rPr>
+        <w:t>Travaux</w:t>
+      </w:r>
+      <w:bookmarkEnd w:id="1"/>
+    </w:p>
+    <w:p>
+      <w:pPr>
+        <w:pStyle w:val="Titre2"/>
+        <w:rPr>
+          <w:lang w:val="fr-FR"/>
+        </w:rPr>
+      </w:pPr>
+      <w:bookmarkStart w:id="2" w:name="_Toc234498952"/>
+      <w:r>
+        <w:rPr>
+          <w:lang w:val="fr-FR"/>
+        </w:rPr>
+        <w:t>Les écoles historiques (Bourdé et Martin)</w:t>
+      </w:r>
+      <w:bookmarkEnd w:id="2"/>
+    </w:p>
+    <w:p>
+      <w:pPr>
+        <w:rPr>
+          <w:lang w:val="fr-FR"/>
+        </w:rPr>
+      </w:pPr>
+    </w:p>
+    <w:p>
+      <w:pPr>
+        <w:rPr>
+          <w:lang w:val="fr-FR"/>
+        </w:rPr>
+      </w:pPr>
+      <w:r>
+        <w:rPr>
+          <w:highlight w:val="yellow"/>
+          <w:lang w:val="fr-FR"/>
+        </w:rPr>
+        <w:t>Retourner voir quand j’aurai lu toutes les sources</w:t>
+      </w:r>
+    </w:p>
+    <w:p>
+      <w:pPr>
+        <w:rPr>
+          <w:lang w:val="fr-FR"/>
+        </w:rPr>
+      </w:pPr>
+    </w:p>
+    <w:p>
+      <w:pPr>
+        <w:rPr>
+          <w:lang w:val="fr-FR"/>
+        </w:rPr>
+      </w:pPr>
+      <w:r>
+        <w:rPr>
+          <w:lang w:val="fr-FR"/>
+        </w:rPr>
+        <w:t>p. 74-75</w:t>
+      </w:r>
+    </w:p>
+    <w:p>
+      <w:pPr>
+        <w:rPr>
+          <w:lang w:val="fr-FR"/>
+        </w:rPr>
+      </w:pPr>
+    </w:p>
+    <w:p>
+      <w:pPr>
+        <w:rPr>
+          <w:lang w:val="fr-FR"/>
+        </w:rPr>
+      </w:pPr>
+      <w:r>
+        <w:rPr>
+          <w:lang w:val="fr-FR"/>
+        </w:rPr>
+        <w:t xml:space="preserve">Froissart fait partie de la </w:t>
+      </w:r>
+      <w:r>
+        <w:rPr>
+          <w:i/>
+          <w:iCs/>
+          <w:lang w:val="fr-FR"/>
+        </w:rPr>
+        <w:t>longue lignée des historiens courtisans</w:t>
+      </w:r>
+      <w:r>
+        <w:rPr>
+          <w:lang w:val="fr-FR"/>
+        </w:rPr>
+        <w:t>. Il n’est donc pas surprenant qu’il poursuive l’objectif des officiers du roi. A l’inverse, son texte nous peut nous aider aussi à comprendre comment les rois voulaient que la postérité perçoive le procès de robert d’Artois.</w:t>
+      </w:r>
+    </w:p>
+    <w:p>
+      <w:pPr>
+        <w:rPr>
+          <w:lang w:val="fr-FR"/>
+        </w:rPr>
+      </w:pPr>
+    </w:p>
+    <w:p>
+      <w:pPr>
+        <w:rPr>
+          <w:lang w:val="fr-FR"/>
+        </w:rPr>
+      </w:pPr>
+      <w:r>
+        <w:rPr>
+          <w:lang w:val="fr-FR"/>
+        </w:rPr>
+        <w:t>p. 76</w:t>
+      </w:r>
+    </w:p>
+    <w:p>
+      <w:pPr>
+        <w:rPr>
+          <w:lang w:val="fr-FR"/>
+        </w:rPr>
+      </w:pPr>
+    </w:p>
+    <w:p>
+      <w:pPr>
+        <w:rPr>
+          <w:lang w:val="fr-FR"/>
+        </w:rPr>
+      </w:pPr>
+      <w:r>
+        <w:rPr>
+          <w:lang w:val="fr-FR"/>
+        </w:rPr>
+        <w:t xml:space="preserve">Froissart est un </w:t>
+      </w:r>
+      <w:r>
+        <w:rPr>
+          <w:i/>
+          <w:iCs/>
+          <w:lang w:val="fr-FR"/>
+        </w:rPr>
+        <w:t>prince des reporters</w:t>
+      </w:r>
+      <w:r>
+        <w:rPr>
+          <w:lang w:val="fr-FR"/>
+        </w:rPr>
+        <w:t>. Il fréquente plusieurs cours royales et ducales et voyage beaucoup.</w:t>
+      </w:r>
+      <w:r>
+        <w:rPr>
+          <w:lang w:val="fr-FR"/>
+        </w:rPr>
+        <w:t xml:space="preserve"> Il collectait les témoignages par des interviews en règle et les déposaient plus tard par écrit. On lui doit donc ce pouvoir accéder à la voix d’hommes du passé, mais on peut le critiquer fortement sur son remaniement des sources et sa réécriture des témoignages !</w:t>
+      </w:r>
+    </w:p>
+    <w:p>
+      <w:pPr>
+        <w:rPr>
+          <w:lang w:val="fr-FR"/>
+        </w:rPr>
+      </w:pPr>
+    </w:p>
+    <w:p>
+      <w:pPr>
+        <w:rPr>
+          <w:lang w:val="fr-FR"/>
+        </w:rPr>
+      </w:pPr>
+      <w:r>
+        <w:rPr>
+          <w:lang w:val="fr-FR"/>
+        </w:rPr>
+        <w:t>p. 77-</w:t>
+      </w:r>
+      <w:r>
+        <w:rPr>
+          <w:lang w:val="fr-FR"/>
+        </w:rPr>
+        <w:t>82</w:t>
+      </w:r>
+    </w:p>
+    <w:p>
+      <w:pPr>
+        <w:rPr>
+          <w:lang w:val="fr-FR"/>
+        </w:rPr>
+      </w:pPr>
+    </w:p>
+    <w:p>
+      <w:pPr>
+        <w:rPr>
+          <w:lang w:val="fr-FR"/>
+        </w:rPr>
+      </w:pPr>
+      <w:r>
+        <w:rPr>
+          <w:lang w:val="fr-FR"/>
+        </w:rPr>
+        <w:t>Les chroniqueurs utilisent très peu de sources. La qualité du travail s’en ressent. De plus, leur chronologie est souvent fâcheuse, ainsi que la géographie (moins important pour nous). Les chiffres avancés sont souvent fantaisistes, et leur représentation de la causalité est loin d’être logique, avançant le plus souvent la cause divine.</w:t>
+      </w:r>
+    </w:p>
+    <w:p>
+      <w:pPr>
+        <w:rPr>
+          <w:lang w:val="fr-FR"/>
+        </w:rPr>
+      </w:pPr>
+    </w:p>
+    <w:p>
+      <w:pPr>
+        <w:rPr>
+          <w:lang w:val="fr-FR"/>
+        </w:rPr>
+      </w:pPr>
+      <w:r>
+        <w:rPr>
+          <w:lang w:val="fr-FR"/>
+        </w:rPr>
+        <w:t xml:space="preserve">Les chroniqueurs médiévaux, Froissart en tête, préfèrent la narration à l’analyse historique. Evènements </w:t>
+      </w:r>
+      <w:r>
+        <w:rPr>
+          <w:i/>
+          <w:iCs/>
+          <w:lang w:val="fr-FR"/>
+        </w:rPr>
+        <w:t>surgis du néant</w:t>
+      </w:r>
+      <w:r>
+        <w:rPr>
+          <w:lang w:val="fr-FR"/>
+        </w:rPr>
+        <w:t xml:space="preserve">, </w:t>
+      </w:r>
+      <w:r>
+        <w:rPr>
+          <w:i/>
+          <w:iCs/>
+          <w:lang w:val="fr-FR"/>
+        </w:rPr>
+        <w:t>suite de faits mal reliés les uns aux autres</w:t>
+      </w:r>
+      <w:r>
+        <w:rPr>
+          <w:lang w:val="fr-FR"/>
+        </w:rPr>
+        <w:t>, dépourvus de cause et d’antécédents.</w:t>
+      </w:r>
+    </w:p>
+    <w:p>
+      <w:pPr>
+        <w:rPr>
+          <w:lang w:val="fr-FR"/>
+        </w:rPr>
+      </w:pPr>
+    </w:p>
+    <w:p>
+      <w:pPr>
+        <w:rPr>
+          <w:lang w:val="fr-FR"/>
+        </w:rPr>
+      </w:pPr>
+      <w:r>
+        <w:rPr>
+          <w:lang w:val="fr-FR"/>
+        </w:rPr>
+        <w:t>Les chroniqueurs sont souvent entretenus par les nobles et sont donc très peu objectifs</w:t>
+      </w:r>
+    </w:p>
+    <w:p>
+      <w:pPr>
+        <w:rPr>
+          <w:lang w:val="fr-FR"/>
+        </w:rPr>
+      </w:pPr>
+    </w:p>
+    <w:p>
+      <w:pPr>
+        <w:rPr>
+          <w:lang w:val="fr-FR"/>
+        </w:rPr>
+      </w:pPr>
+      <w:r>
+        <w:rPr>
+          <w:lang w:val="fr-FR"/>
+        </w:rPr>
+        <w:t>p. 83</w:t>
+      </w:r>
+    </w:p>
+    <w:p>
+      <w:pPr>
+        <w:rPr>
+          <w:lang w:val="fr-FR"/>
+        </w:rPr>
+      </w:pPr>
+    </w:p>
+    <w:p>
+      <w:pPr>
+        <w:rPr>
+          <w:lang w:val="fr-FR"/>
+        </w:rPr>
+      </w:pPr>
+      <w:r>
+        <w:rPr>
+          <w:lang w:val="fr-FR"/>
+        </w:rPr>
+        <w:t xml:space="preserve">Froissart est un </w:t>
+      </w:r>
+      <w:r>
+        <w:rPr>
+          <w:i/>
+          <w:iCs/>
+          <w:lang w:val="fr-FR"/>
+        </w:rPr>
+        <w:t>ancêtre de l’histoire orale</w:t>
+      </w:r>
+      <w:r>
+        <w:rPr>
+          <w:lang w:val="fr-FR"/>
+        </w:rPr>
+        <w:t>. Il propose parfois dans son texte les paroles directes de protagonistes, même ennemis du roi.</w:t>
+      </w:r>
+    </w:p>
+    <w:p>
+      <w:pPr>
+        <w:rPr>
+          <w:lang w:val="fr-FR"/>
+        </w:rPr>
+      </w:pPr>
+    </w:p>
+    <w:p>
+      <w:pPr>
+        <w:rPr>
+          <w:lang w:val="fr-FR"/>
+        </w:rPr>
+      </w:pPr>
+      <w:r>
+        <w:rPr>
+          <w:lang w:val="fr-FR"/>
+        </w:rPr>
+        <w:t>p. 84</w:t>
+      </w:r>
+    </w:p>
+    <w:p>
+      <w:pPr>
+        <w:rPr>
+          <w:lang w:val="fr-FR"/>
+        </w:rPr>
+      </w:pPr>
+    </w:p>
+    <w:p>
+      <w:pPr>
+        <w:rPr>
+          <w:lang w:val="fr-FR"/>
+        </w:rPr>
+      </w:pPr>
+      <w:r>
+        <w:rPr>
+          <w:lang w:val="fr-FR"/>
+        </w:rPr>
+        <w:t>Les chroniqueurs, malgré leurs erreurs factuelles, restent quand même mus par un sens des forces profondes de l’histoire : les grands antagonismes et les aspirations des sociétés.</w:t>
+      </w:r>
+    </w:p>
+    <w:p>
+      <w:pPr>
+        <w:rPr>
+          <w:lang w:val="fr-FR"/>
+        </w:rPr>
+      </w:pPr>
+    </w:p>
+    <w:p>
+      <w:pPr>
+        <w:rPr>
+          <w:lang w:val="fr-FR"/>
+        </w:rPr>
+      </w:pPr>
+      <w:r>
+        <w:rPr>
+          <w:lang w:val="fr-FR"/>
+        </w:rPr>
+        <w:t>p. 85</w:t>
+      </w:r>
+    </w:p>
+    <w:p>
+      <w:pPr>
+        <w:rPr>
+          <w:lang w:val="fr-FR"/>
+        </w:rPr>
+      </w:pPr>
+    </w:p>
+    <w:p>
+      <w:pPr>
+        <w:rPr>
+          <w:lang w:val="fr-FR"/>
+        </w:rPr>
+      </w:pPr>
       <w:r>
         <w:rPr>
           <w:lang w:val="fr-FR"/>
         </w:rPr>
         <w:lastRenderedPageBreak/>
-        <w:t>Travaux</w:t>
-      </w:r>
-      <w:bookmarkEnd w:id="1"/>
-    </w:p>
-    <w:p>
-      <w:pPr>
-        <w:pStyle w:val="Titre2"/>
-        <w:rPr>
-          <w:lang w:val="fr-FR"/>
-        </w:rPr>
-      </w:pPr>
-      <w:bookmarkStart w:id="2" w:name="_Toc234498952"/>
-      <w:r>
-        <w:rPr>
-          <w:lang w:val="fr-FR"/>
-        </w:rPr>
-        <w:t>Les écoles historiques (Bourdé et Martin)</w:t>
-      </w:r>
-      <w:bookmarkEnd w:id="2"/>
-    </w:p>
-    <w:p>
-      <w:pPr>
-        <w:rPr>
-          <w:lang w:val="fr-FR"/>
-        </w:rPr>
-      </w:pPr>
-    </w:p>
-    <w:p>
-      <w:pPr>
-        <w:rPr>
-          <w:lang w:val="fr-FR"/>
-        </w:rPr>
-      </w:pPr>
-      <w:r>
-        <w:rPr>
-          <w:highlight w:val="yellow"/>
-          <w:lang w:val="fr-FR"/>
-        </w:rPr>
-        <w:t>Retourner voir quand j’aurai lu toutes les sources</w:t>
-      </w:r>
-    </w:p>
-    <w:p>
-      <w:pPr>
-        <w:rPr>
-          <w:lang w:val="fr-FR"/>
-        </w:rPr>
-      </w:pPr>
-    </w:p>
-    <w:p>
-      <w:pPr>
-        <w:rPr>
-          <w:lang w:val="fr-FR"/>
-        </w:rPr>
-      </w:pPr>
-      <w:r>
-        <w:rPr>
-          <w:lang w:val="fr-FR"/>
-        </w:rPr>
-        <w:t>p. 74-75</w:t>
-      </w:r>
-    </w:p>
-    <w:p>
-      <w:pPr>
-        <w:rPr>
-          <w:lang w:val="fr-FR"/>
-        </w:rPr>
-      </w:pPr>
-    </w:p>
-    <w:p>
-      <w:pPr>
-        <w:rPr>
-          <w:lang w:val="fr-FR"/>
-        </w:rPr>
-      </w:pPr>
-      <w:r>
-        <w:rPr>
-          <w:lang w:val="fr-FR"/>
-        </w:rPr>
-        <w:t xml:space="preserve">Froissart fait partie de la </w:t>
-      </w:r>
-      <w:r>
-        <w:rPr>
-          <w:i/>
-          <w:iCs/>
-          <w:lang w:val="fr-FR"/>
-        </w:rPr>
-        <w:t>longue lignée des historiens courtisans</w:t>
-      </w:r>
-      <w:r>
-        <w:rPr>
-          <w:lang w:val="fr-FR"/>
-        </w:rPr>
-        <w:t>. Il n’est donc pas surprenant qu’il poursuive l’objectif des officiers du roi. A l’inverse, son texte nous peut nous aider aussi à comprendre comment les rois voulaient que la postérité perçoive le procès de robert d’Artois.</w:t>
-      </w:r>
-    </w:p>
-    <w:p>
-      <w:pPr>
-        <w:rPr>
-          <w:lang w:val="fr-FR"/>
-        </w:rPr>
-      </w:pPr>
-    </w:p>
-    <w:p>
-      <w:pPr>
-        <w:rPr>
-          <w:lang w:val="fr-FR"/>
-        </w:rPr>
-      </w:pPr>
-      <w:r>
-        <w:rPr>
-          <w:lang w:val="fr-FR"/>
-        </w:rPr>
-        <w:t>p. 76</w:t>
-      </w:r>
-    </w:p>
-    <w:p>
-      <w:pPr>
-        <w:rPr>
-          <w:lang w:val="fr-FR"/>
-        </w:rPr>
-      </w:pPr>
-    </w:p>
-    <w:p>
-      <w:pPr>
-        <w:rPr>
-          <w:lang w:val="fr-FR"/>
-        </w:rPr>
-      </w:pPr>
-      <w:r>
-        <w:rPr>
-          <w:lang w:val="fr-FR"/>
-        </w:rPr>
-        <w:t xml:space="preserve">Froissart est un </w:t>
-      </w:r>
-      <w:r>
-        <w:rPr>
-          <w:i/>
-          <w:iCs/>
-          <w:lang w:val="fr-FR"/>
-        </w:rPr>
-        <w:t>prince des reporters</w:t>
-      </w:r>
-      <w:r>
-        <w:rPr>
-          <w:lang w:val="fr-FR"/>
-        </w:rPr>
-        <w:t>. Il fréquente plusieurs cours royales et ducales et voyage beaucoup.</w:t>
-      </w:r>
-      <w:r>
-        <w:rPr>
-          <w:lang w:val="fr-FR"/>
-        </w:rPr>
-        <w:t xml:space="preserve"> Il collectait les témoignages par des interviews en règle et les déposaient plus tard par écrit. On lui doit donc ce pouvoir accéder à la voix d’hommes du passé, mais on peut le critiquer fortement sur son remaniement des sources et sa réécriture des témoignages !</w:t>
-      </w:r>
-    </w:p>
-    <w:p>
-      <w:pPr>
-        <w:rPr>
-          <w:lang w:val="fr-FR"/>
-        </w:rPr>
-      </w:pPr>
-    </w:p>
-    <w:p>
-      <w:pPr>
-        <w:rPr>
-          <w:lang w:val="fr-FR"/>
-        </w:rPr>
-      </w:pPr>
-      <w:r>
-        <w:rPr>
-          <w:lang w:val="fr-FR"/>
-        </w:rPr>
-        <w:t>p. 77-</w:t>
-      </w:r>
-      <w:r>
-        <w:rPr>
-          <w:lang w:val="fr-FR"/>
-        </w:rPr>
-        <w:t>82</w:t>
-      </w:r>
-    </w:p>
-    <w:p>
-      <w:pPr>
-        <w:rPr>
-          <w:lang w:val="fr-FR"/>
-        </w:rPr>
-      </w:pPr>
-    </w:p>
-    <w:p>
-      <w:pPr>
-        <w:rPr>
-          <w:lang w:val="fr-FR"/>
-        </w:rPr>
-      </w:pPr>
-      <w:r>
-        <w:rPr>
-          <w:lang w:val="fr-FR"/>
-        </w:rPr>
-        <w:t>Les chroniqueurs utilisent très peu de sources. La qualité du travail s’en ressent. De plus, leur chronologie est souvent fâcheuse, ainsi que la géographie (moins important pour nous). Les chiffres avancés sont souvent fantaisistes, et leur représentation de la causalité est loin d’être logique, avançant le plus souvent la cause divine.</w:t>
-      </w:r>
-    </w:p>
-    <w:p>
-      <w:pPr>
-        <w:rPr>
-          <w:lang w:val="fr-FR"/>
-        </w:rPr>
-      </w:pPr>
-    </w:p>
-    <w:p>
-      <w:pPr>
-        <w:rPr>
-          <w:lang w:val="fr-FR"/>
-        </w:rPr>
-      </w:pPr>
-      <w:r>
-        <w:rPr>
-          <w:lang w:val="fr-FR"/>
-        </w:rPr>
-        <w:t xml:space="preserve">Les chroniqueurs médiévaux, Froissart en tête, préfèrent la narration à l’analyse historique. Evènements </w:t>
-      </w:r>
-      <w:r>
-        <w:rPr>
-          <w:i/>
-          <w:iCs/>
-          <w:lang w:val="fr-FR"/>
-        </w:rPr>
-        <w:t>surgis du néant</w:t>
-      </w:r>
-      <w:r>
-        <w:rPr>
-          <w:lang w:val="fr-FR"/>
-        </w:rPr>
-        <w:t xml:space="preserve">, </w:t>
-      </w:r>
-      <w:r>
-        <w:rPr>
-          <w:i/>
-          <w:iCs/>
-          <w:lang w:val="fr-FR"/>
-        </w:rPr>
-        <w:t>suite de faits mal reliés les uns aux autres</w:t>
-      </w:r>
-      <w:r>
-        <w:rPr>
-          <w:lang w:val="fr-FR"/>
-        </w:rPr>
-        <w:t>, dépourvus de cause et d’antécédents.</w:t>
-      </w:r>
-    </w:p>
-    <w:p>
-      <w:pPr>
-        <w:rPr>
-          <w:lang w:val="fr-FR"/>
-        </w:rPr>
-      </w:pPr>
-    </w:p>
-    <w:p>
-      <w:pPr>
-        <w:rPr>
-          <w:lang w:val="fr-FR"/>
-        </w:rPr>
-      </w:pPr>
-      <w:r>
-        <w:rPr>
-          <w:lang w:val="fr-FR"/>
-        </w:rPr>
-        <w:t>Les chroniqueurs sont souvent entretenus par les nobles et sont donc très peu objectifs</w:t>
-      </w:r>
-    </w:p>
-    <w:p>
-      <w:pPr>
-        <w:rPr>
-          <w:lang w:val="fr-FR"/>
-        </w:rPr>
-      </w:pPr>
-    </w:p>
-    <w:p>
-      <w:pPr>
-        <w:rPr>
-          <w:lang w:val="fr-FR"/>
-        </w:rPr>
-      </w:pPr>
-      <w:r>
-        <w:rPr>
-          <w:lang w:val="fr-FR"/>
-        </w:rPr>
-        <w:t>p. 83</w:t>
-      </w:r>
-    </w:p>
-    <w:p>
-      <w:pPr>
-        <w:rPr>
-          <w:lang w:val="fr-FR"/>
-        </w:rPr>
-      </w:pPr>
-    </w:p>
-    <w:p>
-      <w:pPr>
-        <w:rPr>
-          <w:lang w:val="fr-FR"/>
-        </w:rPr>
-      </w:pPr>
-      <w:r>
-        <w:rPr>
-          <w:lang w:val="fr-FR"/>
-        </w:rPr>
-        <w:t xml:space="preserve">Froissart est un </w:t>
-      </w:r>
-      <w:r>
-        <w:rPr>
-          <w:i/>
-          <w:iCs/>
-          <w:lang w:val="fr-FR"/>
-        </w:rPr>
-        <w:t>ancêtre de l’histoire orale</w:t>
-      </w:r>
-      <w:r>
-        <w:rPr>
-          <w:lang w:val="fr-FR"/>
-        </w:rPr>
-        <w:t>. Il propose parfois dans son texte les paroles directes de protagonistes, même ennemis du roi.</w:t>
-      </w:r>
-    </w:p>
-    <w:p>
-      <w:pPr>
-        <w:rPr>
-          <w:lang w:val="fr-FR"/>
-        </w:rPr>
-      </w:pPr>
-    </w:p>
-    <w:p>
-      <w:pPr>
-        <w:rPr>
-          <w:lang w:val="fr-FR"/>
-        </w:rPr>
-      </w:pPr>
-      <w:r>
-        <w:rPr>
-          <w:lang w:val="fr-FR"/>
-        </w:rPr>
-        <w:t>p. 84</w:t>
-      </w:r>
-    </w:p>
-    <w:p>
-      <w:pPr>
-        <w:rPr>
-          <w:lang w:val="fr-FR"/>
-        </w:rPr>
-      </w:pPr>
-    </w:p>
-    <w:p>
-      <w:pPr>
-        <w:rPr>
-          <w:lang w:val="fr-FR"/>
-        </w:rPr>
-      </w:pPr>
-      <w:r>
-        <w:rPr>
-          <w:lang w:val="fr-FR"/>
-        </w:rPr>
-        <w:t>Les chroniqueurs, malgré leurs erreurs factuelles, restent quand même mus par un sens des forces profondes de l’histoire : les grands antagonismes et les aspirations des sociétés.</w:t>
-      </w:r>
-    </w:p>
-    <w:p>
-      <w:pPr>
-        <w:rPr>
-          <w:lang w:val="fr-FR"/>
-        </w:rPr>
-      </w:pPr>
-    </w:p>
-    <w:p>
-      <w:pPr>
-        <w:rPr>
-          <w:lang w:val="fr-FR"/>
-        </w:rPr>
-      </w:pPr>
-      <w:r>
-        <w:rPr>
-          <w:lang w:val="fr-FR"/>
-        </w:rPr>
-        <w:t>p. 85</w:t>
-      </w:r>
-    </w:p>
-    <w:p>
-      <w:pPr>
-        <w:rPr>
-          <w:lang w:val="fr-FR"/>
-        </w:rPr>
-      </w:pPr>
-    </w:p>
-    <w:p>
-      <w:pPr>
-        <w:rPr>
-          <w:lang w:val="fr-FR"/>
-        </w:rPr>
-      </w:pPr>
-      <w:r>
-        <w:rPr>
-          <w:lang w:val="fr-FR"/>
-        </w:rPr>
-        <w:t xml:space="preserve">Froissart comme d’autres </w:t>
-      </w:r>
-      <w:proofErr w:type="gramStart"/>
-      <w:r>
-        <w:rPr>
-          <w:lang w:val="fr-FR"/>
-        </w:rPr>
-        <w:t>dresse</w:t>
-      </w:r>
-      <w:proofErr w:type="gramEnd"/>
-      <w:r>
-        <w:rPr>
-          <w:lang w:val="fr-FR"/>
-        </w:rPr>
-        <w:t xml:space="preserve"> un beau portrait des classes dominantes dont il est proche, il utilise leur vocabulaire, et restitue le système des valeurs aristocratiques.</w:t>
-      </w:r>
-      <w:r>
-        <w:rPr>
-          <w:lang w:val="fr-FR"/>
-        </w:rPr>
-        <w:t xml:space="preserve"> Dans cette société, le jugement d’autrui et l’appréciation que l’on portait sur soi-même importaient plus que tout. Cette vision du moyen âge fut </w:t>
-      </w:r>
-      <w:proofErr w:type="gramStart"/>
-      <w:r>
-        <w:rPr>
-          <w:lang w:val="fr-FR"/>
-        </w:rPr>
-        <w:t>reprise</w:t>
-      </w:r>
-      <w:proofErr w:type="gramEnd"/>
-      <w:r>
-        <w:rPr>
-          <w:lang w:val="fr-FR"/>
-        </w:rPr>
-        <w:t xml:space="preserve"> par le XIXe siècle. </w:t>
+        <w:t>Froissart comme d’autres dresse un beau portrait des classes dominantes dont il est proche, il utilise leur vocabulaire, et restitue le système des valeurs aristocratiques.</w:t>
+      </w:r>
+      <w:r>
+        <w:rPr>
+          <w:lang w:val="fr-FR"/>
+        </w:rPr>
+        <w:t xml:space="preserve"> Dans cette société, le jugement d’autrui et l’appréciation que l’on portait sur soi-même importaient plus que tout. Cette vision du moyen âge fut reprise par le XIXe siècle. </w:t>
       </w:r>
     </w:p>
     <w:sectPr>
@@ -1849,6 +3574,425 @@
     </w:sectPr>
   </w:body>
 </w:document>
+</file>
+
+<file path=word/endnotes.xml><?xml version="1.0" encoding="utf-8"?>
+<w:endnotes xmlns:wpc="http://schemas.microsoft.com/office/word/2010/wordprocessingCanvas" xmlns:cx="http://schemas.microsoft.com/office/drawing/2014/chartex" xmlns:cx1="http://schemas.microsoft.com/office/drawing/2015/9/8/chartex" xmlns:cx2="http://schemas.microsoft.com/office/drawing/2015/10/21/chartex" xmlns:cx3="http://schemas.microsoft.com/office/drawing/2016/5/9/chartex" xmlns:cx4="http://schemas.microsoft.com/office/drawing/2016/5/10/chartex" xmlns:cx5="http://schemas.microsoft.com/office/drawing/2016/5/11/chartex" xmlns:cx6="http://schemas.microsoft.com/office/drawing/2016/5/12/chartex" xmlns:cx7="http://schemas.microsoft.com/office/drawing/2016/5/13/chartex" xmlns:cx8="http://schemas.microsoft.com/office/drawing/2016/5/14/chartex" xmlns:mc="http://schemas.openxmlformats.org/markup-compatibility/2006" xmlns:aink="http://schemas.microsoft.com/office/drawing/2016/ink" xmlns:am3d="http://schemas.microsoft.com/office/drawing/2017/model3d" xmlns:o="urn:schemas-microsoft-com:office:office" xmlns:oel="http://schemas.microsoft.com/office/2019/extlst" xmlns:r="http://schemas.openxmlformats.org/officeDocument/2006/relationships" xmlns:m="http://schemas.openxmlformats.org/officeDocument/2006/math" xmlns:v="urn:schemas-microsoft-com:vml" xmlns:wp14="http://schemas.microsoft.com/office/word/2010/wordprocessingDrawing" xmlns:wp="http://schemas.openxmlformats.org/drawingml/2006/wordprocessingDrawing" xmlns:w10="urn:schemas-microsoft-com:office:word" xmlns:w="http://schemas.openxmlformats.org/wordprocessingml/2006/main" xmlns:w14="http://schemas.microsoft.com/office/word/2010/wordml" xmlns:w15="http://schemas.microsoft.com/office/word/2012/wordml" xmlns:w16cex="http://schemas.microsoft.com/office/word/2018/wordml/cex" xmlns:w16cid="http://schemas.microsoft.com/office/word/2016/wordml/cid" xmlns:w16="http://schemas.microsoft.com/office/word/2018/wordml" xmlns:w16du="http://schemas.microsoft.com/office/word/2023/wordml/word16du" xmlns:w16sdtdh="http://schemas.microsoft.com/office/word/2020/wordml/sdtdatahash" xmlns:w16sdtfl="http://schemas.microsoft.com/office/word/2024/wordml/sdtformatlock" xmlns:w16se="http://schemas.microsoft.com/office/word/2015/wordml/symex" xmlns:wpg="http://schemas.microsoft.com/office/word/2010/wordprocessingGroup" xmlns:wpi="http://schemas.microsoft.com/office/word/2010/wordprocessingInk" xmlns:wne="http://schemas.microsoft.com/office/word/2006/wordml" xmlns:wps="http://schemas.microsoft.com/office/word/2010/wordprocessingShape" mc:Ignorable="w14 w15 w16se w16cid w16 w16cex w16sdtdh w16sdtfl w16du wp14">
+  <w:endnote w:type="separator" w:id="-1">
+    <w:p>
+      <w:r>
+        <w:separator/>
+      </w:r>
+    </w:p>
+  </w:endnote>
+  <w:endnote w:type="continuationSeparator" w:id="0">
+    <w:p>
+      <w:r>
+        <w:continuationSeparator/>
+      </w:r>
+    </w:p>
+  </w:endnote>
+</w:endnotes>
+</file>
+
+<file path=word/footnotes.xml><?xml version="1.0" encoding="utf-8"?>
+<w:footnotes xmlns:wpc="http://schemas.microsoft.com/office/word/2010/wordprocessingCanvas" xmlns:cx="http://schemas.microsoft.com/office/drawing/2014/chartex" xmlns:cx1="http://schemas.microsoft.com/office/drawing/2015/9/8/chartex" xmlns:cx2="http://schemas.microsoft.com/office/drawing/2015/10/21/chartex" xmlns:cx3="http://schemas.microsoft.com/office/drawing/2016/5/9/chartex" xmlns:cx4="http://schemas.microsoft.com/office/drawing/2016/5/10/chartex" xmlns:cx5="http://schemas.microsoft.com/office/drawing/2016/5/11/chartex" xmlns:cx6="http://schemas.microsoft.com/office/drawing/2016/5/12/chartex" xmlns:cx7="http://schemas.microsoft.com/office/drawing/2016/5/13/chartex" xmlns:cx8="http://schemas.microsoft.com/office/drawing/2016/5/14/chartex" xmlns:mc="http://schemas.openxmlformats.org/markup-compatibility/2006" xmlns:aink="http://schemas.microsoft.com/office/drawing/2016/ink" xmlns:am3d="http://schemas.microsoft.com/office/drawing/2017/model3d" xmlns:o="urn:schemas-microsoft-com:office:office" xmlns:oel="http://schemas.microsoft.com/office/2019/extlst" xmlns:r="http://schemas.openxmlformats.org/officeDocument/2006/relationships" xmlns:m="http://schemas.openxmlformats.org/officeDocument/2006/math" xmlns:v="urn:schemas-microsoft-com:vml" xmlns:wp14="http://schemas.microsoft.com/office/word/2010/wordprocessingDrawing" xmlns:wp="http://schemas.openxmlformats.org/drawingml/2006/wordprocessingDrawing" xmlns:w10="urn:schemas-microsoft-com:office:word" xmlns:w="http://schemas.openxmlformats.org/wordprocessingml/2006/main" xmlns:w14="http://schemas.microsoft.com/office/word/2010/wordml" xmlns:w15="http://schemas.microsoft.com/office/word/2012/wordml" xmlns:w16cex="http://schemas.microsoft.com/office/word/2018/wordml/cex" xmlns:w16cid="http://schemas.microsoft.com/office/word/2016/wordml/cid" xmlns:w16="http://schemas.microsoft.com/office/word/2018/wordml" xmlns:w16du="http://schemas.microsoft.com/office/word/2023/wordml/word16du" xmlns:w16sdtdh="http://schemas.microsoft.com/office/word/2020/wordml/sdtdatahash" xmlns:w16sdtfl="http://schemas.microsoft.com/office/word/2024/wordml/sdtformatlock" xmlns:w16se="http://schemas.microsoft.com/office/word/2015/wordml/symex" xmlns:wpg="http://schemas.microsoft.com/office/word/2010/wordprocessingGroup" xmlns:wpi="http://schemas.microsoft.com/office/word/2010/wordprocessingInk" xmlns:wne="http://schemas.microsoft.com/office/word/2006/wordml" xmlns:wps="http://schemas.microsoft.com/office/word/2010/wordprocessingShape" mc:Ignorable="w14 w15 w16se w16cid w16 w16cex w16sdtdh w16sdtfl w16du wp14">
+  <w:footnote w:type="separator" w:id="-1">
+    <w:p>
+      <w:r>
+        <w:separator/>
+      </w:r>
+    </w:p>
+  </w:footnote>
+  <w:footnote w:type="continuationSeparator" w:id="0">
+    <w:p>
+      <w:r>
+        <w:continuationSeparator/>
+      </w:r>
+    </w:p>
+  </w:footnote>
+  <w:footnote w:id="1">
+    <w:p>
+      <w:pPr>
+        <w:pStyle w:val="Notedebasdepage"/>
+        <w:rPr>
+          <w:lang w:val="fr-FR"/>
+        </w:rPr>
+      </w:pPr>
+      <w:r>
+        <w:rPr>
+          <w:rStyle w:val="Appelnotedebasdep"/>
+        </w:rPr>
+        <w:footnoteRef/>
+      </w:r>
+      <w:r>
+        <w:t xml:space="preserve"> </w:t>
+      </w:r>
+      <w:r>
+        <w:rPr>
+          <w:lang w:val="fr-FR"/>
+        </w:rPr>
+        <w:t>Si il faut le rappeler, le comté de Namur relevait du Saint-Empire et non du Royaume de France, ce qui empêchait le roi d’y agir, sauf de manière indirecte.</w:t>
+      </w:r>
+    </w:p>
+  </w:footnote>
+  <w:footnote w:id="2">
+    <w:p>
+      <w:pPr>
+        <w:pStyle w:val="Notedebasdepage"/>
+        <w:rPr>
+          <w:lang w:val="fr-FR"/>
+        </w:rPr>
+      </w:pPr>
+      <w:r>
+        <w:rPr>
+          <w:rStyle w:val="Appelnotedebasdep"/>
+        </w:rPr>
+        <w:footnoteRef/>
+      </w:r>
+      <w:r>
+        <w:t xml:space="preserve"> </w:t>
+      </w:r>
+      <w:r>
+        <w:rPr>
+          <w:lang w:val="fr-FR"/>
+        </w:rPr>
+        <w:t xml:space="preserve">Le DMF propose plusieurs définitions du mot « chaudement », nous retiendrons « à chaud, sur-le-champ » plutôt que « de manière chaleureuse ». Voir </w:t>
+      </w:r>
+      <w:r>
+        <w:rPr>
+          <w:b/>
+          <w:bCs/>
+        </w:rPr>
+        <w:t>http://www.atilf.fr/dmf/definition/chaudemen</w:t>
+      </w:r>
+      <w:r>
+        <w:rPr>
+          <w:b/>
+          <w:bCs/>
+        </w:rPr>
+        <w:t>t</w:t>
+      </w:r>
+    </w:p>
+  </w:footnote>
+  <w:footnote w:id="3">
+    <w:p>
+      <w:pPr>
+        <w:pStyle w:val="Notedebasdepage"/>
+        <w:rPr>
+          <w:lang w:val="fr-FR"/>
+        </w:rPr>
+      </w:pPr>
+      <w:r>
+        <w:rPr>
+          <w:rStyle w:val="Appelnotedebasdep"/>
+        </w:rPr>
+        <w:footnoteRef/>
+      </w:r>
+      <w:r>
+        <w:t xml:space="preserve"> </w:t>
+      </w:r>
+      <w:r>
+        <w:rPr>
+          <w:lang w:val="fr-FR"/>
+        </w:rPr>
+        <w:t xml:space="preserve">« </w:t>
+      </w:r>
+      <w:r>
+        <w:rPr>
+          <w:lang w:val="fr-FR"/>
+        </w:rPr>
+        <w:t>Contre son gré, malgré soi, de mauvaise grâce, à contrecoeur</w:t>
+      </w:r>
+      <w:r>
+        <w:rPr>
+          <w:lang w:val="fr-FR"/>
+        </w:rPr>
+        <w:t xml:space="preserve"> ». Voir </w:t>
+      </w:r>
+      <w:r>
+        <w:rPr>
+          <w:b/>
+          <w:bCs/>
+        </w:rPr>
+        <w:t>http://www.atilf.fr/dmf/definition/envis1 </w:t>
+      </w:r>
+    </w:p>
+  </w:footnote>
+  <w:footnote w:id="4">
+    <w:p>
+      <w:pPr>
+        <w:pStyle w:val="Notedebasdepage"/>
+        <w:rPr>
+          <w:lang w:val="fr-FR"/>
+        </w:rPr>
+      </w:pPr>
+      <w:r>
+        <w:rPr>
+          <w:rStyle w:val="Appelnotedebasdep"/>
+        </w:rPr>
+        <w:footnoteRef/>
+      </w:r>
+      <w:r>
+        <w:t xml:space="preserve"> </w:t>
+      </w:r>
+      <w:r>
+        <w:t>"Défavorablement, mal"</w:t>
+      </w:r>
+      <w:r>
+        <w:t xml:space="preserve"> </w:t>
+      </w:r>
+      <w:r>
+        <w:rPr>
+          <w:b/>
+          <w:bCs/>
+        </w:rPr>
+        <w:t>http://www.atilf.fr/dmf/definition/dur </w:t>
+      </w:r>
+    </w:p>
+  </w:footnote>
+  <w:footnote w:id="5">
+    <w:p>
+      <w:pPr>
+        <w:pStyle w:val="Notedebasdepage"/>
+        <w:rPr>
+          <w:lang w:val="fr-FR"/>
+        </w:rPr>
+      </w:pPr>
+      <w:r>
+        <w:rPr>
+          <w:rStyle w:val="Appelnotedebasdep"/>
+        </w:rPr>
+        <w:footnoteRef/>
+      </w:r>
+      <w:r>
+        <w:t xml:space="preserve"> </w:t>
+      </w:r>
+      <w:r>
+        <w:t>"Chaleureusement"</w:t>
+      </w:r>
+      <w:r>
+        <w:t xml:space="preserve"> </w:t>
+      </w:r>
+      <w:r>
+        <w:rPr>
+          <w:b/>
+          <w:bCs/>
+        </w:rPr>
+        <w:t>http://www.atilf.fr/dmf/definition/liément </w:t>
+      </w:r>
+    </w:p>
+  </w:footnote>
+  <w:footnote w:id="6">
+    <w:p>
+      <w:pPr>
+        <w:pStyle w:val="Notedebasdepage"/>
+      </w:pPr>
+      <w:r>
+        <w:rPr>
+          <w:rStyle w:val="Appelnotedebasdep"/>
+        </w:rPr>
+        <w:footnoteRef/>
+      </w:r>
+      <w:r>
+        <w:t xml:space="preserve"> </w:t>
+      </w:r>
+      <w:r>
+        <w:t>"Se venger, user de représailles (sans recourir à la justice)"</w:t>
+      </w:r>
+      <w:r>
+        <w:t xml:space="preserve"> </w:t>
+      </w:r>
+      <w:r>
+        <w:rPr>
+          <w:b/>
+          <w:bCs/>
+        </w:rPr>
+        <w:t>http://www.atilf.fr/dmf/definition/contrevenger </w:t>
+      </w:r>
+    </w:p>
+  </w:footnote>
+  <w:footnote w:id="7">
+    <w:p>
+      <w:pPr>
+        <w:pStyle w:val="Notedebasdepage"/>
+      </w:pPr>
+      <w:r>
+        <w:rPr>
+          <w:rStyle w:val="Appelnotedebasdep"/>
+        </w:rPr>
+        <w:footnoteRef/>
+      </w:r>
+      <w:r>
+        <w:t xml:space="preserve"> </w:t>
+      </w:r>
+      <w:r>
+        <w:t>"Fait de regarder qqn ou qqc. de haut, de mépriser qqn ou qqc., de provoquer qqn par mépris"</w:t>
+      </w:r>
+      <w:r>
+        <w:t xml:space="preserve"> </w:t>
+      </w:r>
+      <w:r>
+        <w:rPr>
+          <w:b/>
+          <w:bCs/>
+        </w:rPr>
+        <w:t>http://www.atilf.fr/dmf/definition/dépit </w:t>
+      </w:r>
+    </w:p>
+  </w:footnote>
+  <w:footnote w:id="8">
+    <w:p>
+      <w:pPr>
+        <w:pStyle w:val="Notedebasdepage"/>
+        <w:rPr>
+          <w:lang w:val="fr-FR"/>
+        </w:rPr>
+      </w:pPr>
+      <w:r>
+        <w:rPr>
+          <w:rStyle w:val="Appelnotedebasdep"/>
+        </w:rPr>
+        <w:footnoteRef/>
+      </w:r>
+      <w:r>
+        <w:t xml:space="preserve"> </w:t>
+      </w:r>
+      <w:r>
+        <w:t>"Déclencher, engager (un conflit, une querelle)"</w:t>
+      </w:r>
+      <w:r>
+        <w:t xml:space="preserve"> </w:t>
+      </w:r>
+      <w:r>
+        <w:rPr>
+          <w:b/>
+          <w:bCs/>
+        </w:rPr>
+        <w:t>http://www.atilf.fr/dmf/definition/émouvoir </w:t>
+      </w:r>
+    </w:p>
+  </w:footnote>
+  <w:footnote w:id="9">
+    <w:p>
+      <w:pPr>
+        <w:pStyle w:val="Notedebasdepage"/>
+        <w:rPr>
+          <w:lang w:val="fr-FR"/>
+        </w:rPr>
+      </w:pPr>
+      <w:r>
+        <w:rPr>
+          <w:rStyle w:val="Appelnotedebasdep"/>
+        </w:rPr>
+        <w:footnoteRef/>
+      </w:r>
+      <w:r>
+        <w:t xml:space="preserve"> </w:t>
+      </w:r>
+      <w:r>
+        <w:t>"Tôt, de bonne heure"</w:t>
+      </w:r>
+      <w:r>
+        <w:t xml:space="preserve"> </w:t>
+      </w:r>
+      <w:r>
+        <w:rPr>
+          <w:b/>
+          <w:bCs/>
+        </w:rPr>
+        <w:t>http://www.atilf.fr/dmf/definition/tempre1 </w:t>
+      </w:r>
+    </w:p>
+  </w:footnote>
+  <w:footnote w:id="10">
+    <w:p>
+      <w:pPr>
+        <w:pStyle w:val="Notedebasdepage"/>
+        <w:rPr>
+          <w:lang w:val="fr-FR"/>
+        </w:rPr>
+      </w:pPr>
+      <w:r>
+        <w:rPr>
+          <w:rStyle w:val="Appelnotedebasdep"/>
+        </w:rPr>
+        <w:footnoteRef/>
+      </w:r>
+      <w:r>
+        <w:t xml:space="preserve"> </w:t>
+      </w:r>
+      <w:r>
+        <w:t>"Défendre, soutenir (une cause)"</w:t>
+      </w:r>
+      <w:r>
+        <w:t xml:space="preserve"> </w:t>
+      </w:r>
+      <w:r>
+        <w:rPr>
+          <w:b/>
+          <w:bCs/>
+        </w:rPr>
+        <w:t>http://www.atilf.fr/dmf/definition/maintenir </w:t>
+      </w:r>
+    </w:p>
+  </w:footnote>
+  <w:footnote w:id="11">
+    <w:p>
+      <w:pPr>
+        <w:pStyle w:val="Notedebasdepage"/>
+      </w:pPr>
+      <w:r>
+        <w:rPr>
+          <w:rStyle w:val="Appelnotedebasdep"/>
+        </w:rPr>
+        <w:footnoteRef/>
+      </w:r>
+      <w:r>
+        <w:t xml:space="preserve"> "Agissement rusé, détourné" </w:t>
+      </w:r>
+      <w:r>
+        <w:rPr>
+          <w:b/>
+          <w:bCs/>
+        </w:rPr>
+        <w:t>http://www.atilf.fr/dmf/definition/détort </w:t>
+      </w:r>
+    </w:p>
+  </w:footnote>
+  <w:footnote w:id="12">
+    <w:p>
+      <w:pPr>
+        <w:pStyle w:val="Notedebasdepage"/>
+        <w:rPr>
+          <w:lang w:val="fr-FR"/>
+        </w:rPr>
+      </w:pPr>
+      <w:r>
+        <w:rPr>
+          <w:rStyle w:val="Appelnotedebasdep"/>
+        </w:rPr>
+        <w:footnoteRef/>
+      </w:r>
+      <w:r>
+        <w:t xml:space="preserve"> </w:t>
+      </w:r>
+      <w:r>
+        <w:t>"Proximité, lien de proche parenté"</w:t>
+      </w:r>
+      <w:r>
+        <w:t xml:space="preserve"> </w:t>
+      </w:r>
+      <w:r>
+        <w:rPr>
+          <w:b/>
+          <w:bCs/>
+        </w:rPr>
+        <w:t>http://www.atilf.fr/dmf/definition/proismeté </w:t>
+      </w:r>
+    </w:p>
+  </w:footnote>
+</w:footnotes>
 </file>
 
 <file path=word/numbering.xml><?xml version="1.0" encoding="utf-8"?>
@@ -2687,6 +4831,7 @@
   <w:style w:type="character" w:default="1" w:styleId="Policepardfaut">
     <w:name w:val="Default Paragraph Font"/>
     <w:uiPriority w:val="1"/>
+    <w:semiHidden/>
     <w:unhideWhenUsed/>
   </w:style>
   <w:style w:type="table" w:default="1" w:styleId="TableauNormal">
@@ -3089,6 +5234,37 @@
       <w:u w:val="single"/>
     </w:rPr>
   </w:style>
+  <w:style w:type="paragraph" w:styleId="Notedebasdepage">
+    <w:name w:val="footnote text"/>
+    <w:basedOn w:val="Normal"/>
+    <w:link w:val="NotedebasdepageCar"/>
+    <w:uiPriority w:val="99"/>
+    <w:semiHidden/>
+    <w:unhideWhenUsed/>
+    <w:rsid w:val="00E5763E"/>
+    <w:rPr>
+      <w:sz w:val="20"/>
+    </w:rPr>
+  </w:style>
+  <w:style w:type="character" w:customStyle="1" w:styleId="NotedebasdepageCar">
+    <w:name w:val="Note de bas de page Car"/>
+    <w:basedOn w:val="Policepardfaut"/>
+    <w:link w:val="Notedebasdepage"/>
+    <w:uiPriority w:val="99"/>
+    <w:semiHidden/>
+    <w:rsid w:val="00E5763E"/>
+  </w:style>
+  <w:style w:type="character" w:styleId="Appelnotedebasdep">
+    <w:name w:val="footnote reference"/>
+    <w:basedOn w:val="Policepardfaut"/>
+    <w:uiPriority w:val="99"/>
+    <w:semiHidden/>
+    <w:unhideWhenUsed/>
+    <w:rsid w:val="00E5763E"/>
+    <w:rPr>
+      <w:vertAlign w:val="superscript"/>
+    </w:rPr>
+  </w:style>
 </w:styles>
 </file>
 
